--- a/engine/swdy_study/SWDY_Bibliography_09-09-2026.docx
+++ b/engine/swdy_study/SWDY_Bibliography_09-09-2026.docx
@@ -72,7 +72,7 @@
           <w:color w:val="6E7B77"/>
           <w:sz w:val="19"/>
         </w:rPr>
-        <w:t>Companion document to the valuation study dated 5 August 2026. It records where every number in that study came from.</w:t>
+        <w:t>Companion document to the valuation study dated 9 September 2026. It records where every number in that study came from.</w:t>
       </w:r>
     </w:p>
     <w:p>
@@ -1077,7 +1077,7 @@
                 <w:color w:val="1C3A36"/>
                 <w:sz w:val="16"/>
               </w:rPr>
-              <w:t>Daily price history for the covered Egyptian equity library</w:t>
+              <w:t>Published index of the exchange this share is listed on</w:t>
             </w:r>
           </w:p>
         </w:tc>
@@ -1094,7 +1094,7 @@
                 <w:color w:val="1C3A36"/>
                 <w:sz w:val="16"/>
               </w:rPr>
-              <w:t>House data library</w:t>
+              <w:t>engine/raw_indices/EG/EGX30.csv</w:t>
             </w:r>
           </w:p>
         </w:tc>
@@ -1111,7 +1111,7 @@
                 <w:color w:val="1C3A36"/>
                 <w:sz w:val="16"/>
               </w:rPr>
-              <w:t>to August 2026</w:t>
+              <w:t>to 2026-09-08</w:t>
             </w:r>
           </w:p>
         </w:tc>
@@ -1128,7 +1128,7 @@
                 <w:color w:val="1C3A36"/>
                 <w:sz w:val="16"/>
               </w:rPr>
-              <w:t>The 31-name equal-weight composite used as the market proxy in the beta regression</w:t>
+              <w:t>The regressor in the beta regression</w:t>
             </w:r>
           </w:p>
         </w:tc>
@@ -14716,7 +14716,7 @@
                 <w:color w:val="1C3A36"/>
                 <w:sz w:val="15"/>
               </w:rPr>
-              <w:t>Every lens value, dated 31 December 2025 by construction, is rolled 217/365 of a year to the 5-Aug-2026 anchor at the cost of equity, less the EGP 1.85 dividend paid in the window</w:t>
+              <w:t>Every lens value, dated 31 December 2025 by construction, is rolled 246/365 of a year to the 2026-09-03 anchor at the cost of equity, less the EGP 1.85 dividend paid in the window</w:t>
             </w:r>
           </w:p>
         </w:tc>

--- a/engine/swdy_study/SWDY_Bibliography_09-09-2026.docx
+++ b/engine/swdy_study/SWDY_Bibliography_09-09-2026.docx
@@ -1077,7 +1077,7 @@
                 <w:color w:val="1C3A36"/>
                 <w:sz w:val="16"/>
               </w:rPr>
-              <w:t>Published index of the exchange this share is listed on</w:t>
+              <w:t>EGX30, the published index of the exchange this share is listed on</w:t>
             </w:r>
           </w:p>
         </w:tc>
@@ -1094,7 +1094,7 @@
                 <w:color w:val="1C3A36"/>
                 <w:sz w:val="16"/>
               </w:rPr>
-              <w:t>engine/raw_indices/EG/EGX30.csv</w:t>
+              <w:t>Published index series</w:t>
             </w:r>
           </w:p>
         </w:tc>

--- a/engine/swdy_study/SWDY_Bibliography_09-09-2026.docx
+++ b/engine/swdy_study/SWDY_Bibliography_09-09-2026.docx
@@ -1206,8 +1206,8 @@
       <w:tblGrid>
         <w:gridCol w:w="1656"/>
         <w:gridCol w:w="1368"/>
-        <w:gridCol w:w="1037"/>
-        <w:gridCol w:w="6019"/>
+        <w:gridCol w:w="1123"/>
+        <w:gridCol w:w="5933"/>
       </w:tblGrid>
       <w:tr>
         <w:tc>
@@ -1250,7 +1250,7 @@
         </w:tc>
         <w:tc>
           <w:tcPr>
-            <w:tcW w:type="dxa" w:w="1037"/>
+            <w:tcW w:type="dxa" w:w="1123"/>
             <w:shd w:val="clear" w:color="auto" w:fill="EAF0EE"/>
           </w:tcPr>
           <w:p>
@@ -1269,7 +1269,7 @@
         </w:tc>
         <w:tc>
           <w:tcPr>
-            <w:tcW w:type="dxa" w:w="6019"/>
+            <w:tcW w:type="dxa" w:w="5933"/>
             <w:shd w:val="clear" w:color="auto" w:fill="EAF0EE"/>
           </w:tcPr>
           <w:p>
@@ -1324,7 +1324,7 @@
         </w:tc>
         <w:tc>
           <w:tcPr>
-            <w:tcW w:type="dxa" w:w="1037"/>
+            <w:tcW w:type="dxa" w:w="1123"/>
           </w:tcPr>
           <w:p>
             <w:pPr>
@@ -1341,7 +1341,7 @@
         </w:tc>
         <w:tc>
           <w:tcPr>
-            <w:tcW w:type="dxa" w:w="6019"/>
+            <w:tcW w:type="dxa" w:w="5933"/>
           </w:tcPr>
           <w:p>
             <w:pPr>
@@ -1402,8 +1402,8 @@
       <w:tblGrid>
         <w:gridCol w:w="1656"/>
         <w:gridCol w:w="1368"/>
-        <w:gridCol w:w="1037"/>
-        <w:gridCol w:w="6019"/>
+        <w:gridCol w:w="1123"/>
+        <w:gridCol w:w="5933"/>
       </w:tblGrid>
       <w:tr>
         <w:tc>
@@ -1446,7 +1446,7 @@
         </w:tc>
         <w:tc>
           <w:tcPr>
-            <w:tcW w:type="dxa" w:w="1037"/>
+            <w:tcW w:type="dxa" w:w="1123"/>
             <w:shd w:val="clear" w:color="auto" w:fill="EAF0EE"/>
           </w:tcPr>
           <w:p>
@@ -1465,7 +1465,7 @@
         </w:tc>
         <w:tc>
           <w:tcPr>
-            <w:tcW w:type="dxa" w:w="6019"/>
+            <w:tcW w:type="dxa" w:w="5933"/>
             <w:shd w:val="clear" w:color="auto" w:fill="EAF0EE"/>
           </w:tcPr>
           <w:p>
@@ -1520,7 +1520,7 @@
         </w:tc>
         <w:tc>
           <w:tcPr>
-            <w:tcW w:type="dxa" w:w="1037"/>
+            <w:tcW w:type="dxa" w:w="1123"/>
           </w:tcPr>
           <w:p>
             <w:pPr>
@@ -1537,7 +1537,7 @@
         </w:tc>
         <w:tc>
           <w:tcPr>
-            <w:tcW w:type="dxa" w:w="6019"/>
+            <w:tcW w:type="dxa" w:w="5933"/>
           </w:tcPr>
           <w:p>
             <w:pPr>
@@ -1590,7 +1590,7 @@
         </w:tc>
         <w:tc>
           <w:tcPr>
-            <w:tcW w:type="dxa" w:w="1037"/>
+            <w:tcW w:type="dxa" w:w="1123"/>
           </w:tcPr>
           <w:p>
             <w:pPr>
@@ -1607,7 +1607,7 @@
         </w:tc>
         <w:tc>
           <w:tcPr>
-            <w:tcW w:type="dxa" w:w="6019"/>
+            <w:tcW w:type="dxa" w:w="5933"/>
           </w:tcPr>
           <w:p>
             <w:pPr>
@@ -1660,7 +1660,7 @@
         </w:tc>
         <w:tc>
           <w:tcPr>
-            <w:tcW w:type="dxa" w:w="1037"/>
+            <w:tcW w:type="dxa" w:w="1123"/>
           </w:tcPr>
           <w:p>
             <w:pPr>
@@ -1677,7 +1677,7 @@
         </w:tc>
         <w:tc>
           <w:tcPr>
-            <w:tcW w:type="dxa" w:w="6019"/>
+            <w:tcW w:type="dxa" w:w="5933"/>
           </w:tcPr>
           <w:p>
             <w:pPr>
@@ -1730,7 +1730,7 @@
         </w:tc>
         <w:tc>
           <w:tcPr>
-            <w:tcW w:type="dxa" w:w="1037"/>
+            <w:tcW w:type="dxa" w:w="1123"/>
           </w:tcPr>
           <w:p>
             <w:pPr>
@@ -1747,7 +1747,7 @@
         </w:tc>
         <w:tc>
           <w:tcPr>
-            <w:tcW w:type="dxa" w:w="6019"/>
+            <w:tcW w:type="dxa" w:w="5933"/>
           </w:tcPr>
           <w:p>
             <w:pPr>
@@ -1800,7 +1800,7 @@
         </w:tc>
         <w:tc>
           <w:tcPr>
-            <w:tcW w:type="dxa" w:w="1037"/>
+            <w:tcW w:type="dxa" w:w="1123"/>
           </w:tcPr>
           <w:p>
             <w:pPr>
@@ -1817,7 +1817,7 @@
         </w:tc>
         <w:tc>
           <w:tcPr>
-            <w:tcW w:type="dxa" w:w="6019"/>
+            <w:tcW w:type="dxa" w:w="5933"/>
           </w:tcPr>
           <w:p>
             <w:pPr>
@@ -1870,7 +1870,7 @@
         </w:tc>
         <w:tc>
           <w:tcPr>
-            <w:tcW w:type="dxa" w:w="1037"/>
+            <w:tcW w:type="dxa" w:w="1123"/>
           </w:tcPr>
           <w:p>
             <w:pPr>
@@ -1887,7 +1887,7 @@
         </w:tc>
         <w:tc>
           <w:tcPr>
-            <w:tcW w:type="dxa" w:w="6019"/>
+            <w:tcW w:type="dxa" w:w="5933"/>
           </w:tcPr>
           <w:p>
             <w:pPr>
@@ -1940,7 +1940,7 @@
         </w:tc>
         <w:tc>
           <w:tcPr>
-            <w:tcW w:type="dxa" w:w="1037"/>
+            <w:tcW w:type="dxa" w:w="1123"/>
           </w:tcPr>
           <w:p>
             <w:pPr>
@@ -1957,7 +1957,7 @@
         </w:tc>
         <w:tc>
           <w:tcPr>
-            <w:tcW w:type="dxa" w:w="6019"/>
+            <w:tcW w:type="dxa" w:w="5933"/>
           </w:tcPr>
           <w:p>
             <w:pPr>
@@ -2010,7 +2010,7 @@
         </w:tc>
         <w:tc>
           <w:tcPr>
-            <w:tcW w:type="dxa" w:w="1037"/>
+            <w:tcW w:type="dxa" w:w="1123"/>
           </w:tcPr>
           <w:p>
             <w:pPr>
@@ -2027,7 +2027,7 @@
         </w:tc>
         <w:tc>
           <w:tcPr>
-            <w:tcW w:type="dxa" w:w="6019"/>
+            <w:tcW w:type="dxa" w:w="5933"/>
           </w:tcPr>
           <w:p>
             <w:pPr>
@@ -2080,7 +2080,7 @@
         </w:tc>
         <w:tc>
           <w:tcPr>
-            <w:tcW w:type="dxa" w:w="1037"/>
+            <w:tcW w:type="dxa" w:w="1123"/>
           </w:tcPr>
           <w:p>
             <w:pPr>
@@ -2097,7 +2097,7 @@
         </w:tc>
         <w:tc>
           <w:tcPr>
-            <w:tcW w:type="dxa" w:w="6019"/>
+            <w:tcW w:type="dxa" w:w="5933"/>
           </w:tcPr>
           <w:p>
             <w:pPr>
@@ -2150,7 +2150,7 @@
         </w:tc>
         <w:tc>
           <w:tcPr>
-            <w:tcW w:type="dxa" w:w="1037"/>
+            <w:tcW w:type="dxa" w:w="1123"/>
           </w:tcPr>
           <w:p>
             <w:pPr>
@@ -2167,7 +2167,7 @@
         </w:tc>
         <w:tc>
           <w:tcPr>
-            <w:tcW w:type="dxa" w:w="6019"/>
+            <w:tcW w:type="dxa" w:w="5933"/>
           </w:tcPr>
           <w:p>
             <w:pPr>
@@ -2220,7 +2220,7 @@
         </w:tc>
         <w:tc>
           <w:tcPr>
-            <w:tcW w:type="dxa" w:w="1037"/>
+            <w:tcW w:type="dxa" w:w="1123"/>
           </w:tcPr>
           <w:p>
             <w:pPr>
@@ -2237,7 +2237,7 @@
         </w:tc>
         <w:tc>
           <w:tcPr>
-            <w:tcW w:type="dxa" w:w="6019"/>
+            <w:tcW w:type="dxa" w:w="5933"/>
           </w:tcPr>
           <w:p>
             <w:pPr>
@@ -2290,7 +2290,7 @@
         </w:tc>
         <w:tc>
           <w:tcPr>
-            <w:tcW w:type="dxa" w:w="1037"/>
+            <w:tcW w:type="dxa" w:w="1123"/>
           </w:tcPr>
           <w:p>
             <w:pPr>
@@ -2307,7 +2307,7 @@
         </w:tc>
         <w:tc>
           <w:tcPr>
-            <w:tcW w:type="dxa" w:w="6019"/>
+            <w:tcW w:type="dxa" w:w="5933"/>
           </w:tcPr>
           <w:p>
             <w:pPr>
@@ -2360,7 +2360,7 @@
         </w:tc>
         <w:tc>
           <w:tcPr>
-            <w:tcW w:type="dxa" w:w="1037"/>
+            <w:tcW w:type="dxa" w:w="1123"/>
           </w:tcPr>
           <w:p>
             <w:pPr>
@@ -2377,7 +2377,7 @@
         </w:tc>
         <w:tc>
           <w:tcPr>
-            <w:tcW w:type="dxa" w:w="6019"/>
+            <w:tcW w:type="dxa" w:w="5933"/>
           </w:tcPr>
           <w:p>
             <w:pPr>
@@ -2430,7 +2430,7 @@
         </w:tc>
         <w:tc>
           <w:tcPr>
-            <w:tcW w:type="dxa" w:w="1037"/>
+            <w:tcW w:type="dxa" w:w="1123"/>
           </w:tcPr>
           <w:p>
             <w:pPr>
@@ -2447,7 +2447,7 @@
         </w:tc>
         <w:tc>
           <w:tcPr>
-            <w:tcW w:type="dxa" w:w="6019"/>
+            <w:tcW w:type="dxa" w:w="5933"/>
           </w:tcPr>
           <w:p>
             <w:pPr>
@@ -2500,7 +2500,7 @@
         </w:tc>
         <w:tc>
           <w:tcPr>
-            <w:tcW w:type="dxa" w:w="1037"/>
+            <w:tcW w:type="dxa" w:w="1123"/>
           </w:tcPr>
           <w:p>
             <w:pPr>
@@ -2517,7 +2517,7 @@
         </w:tc>
         <w:tc>
           <w:tcPr>
-            <w:tcW w:type="dxa" w:w="6019"/>
+            <w:tcW w:type="dxa" w:w="5933"/>
           </w:tcPr>
           <w:p>
             <w:pPr>
@@ -2570,7 +2570,7 @@
         </w:tc>
         <w:tc>
           <w:tcPr>
-            <w:tcW w:type="dxa" w:w="1037"/>
+            <w:tcW w:type="dxa" w:w="1123"/>
           </w:tcPr>
           <w:p>
             <w:pPr>
@@ -2587,7 +2587,7 @@
         </w:tc>
         <w:tc>
           <w:tcPr>
-            <w:tcW w:type="dxa" w:w="6019"/>
+            <w:tcW w:type="dxa" w:w="5933"/>
           </w:tcPr>
           <w:p>
             <w:pPr>
@@ -2640,7 +2640,7 @@
         </w:tc>
         <w:tc>
           <w:tcPr>
-            <w:tcW w:type="dxa" w:w="1037"/>
+            <w:tcW w:type="dxa" w:w="1123"/>
           </w:tcPr>
           <w:p>
             <w:pPr>
@@ -2657,7 +2657,7 @@
         </w:tc>
         <w:tc>
           <w:tcPr>
-            <w:tcW w:type="dxa" w:w="6019"/>
+            <w:tcW w:type="dxa" w:w="5933"/>
           </w:tcPr>
           <w:p>
             <w:pPr>
@@ -2710,7 +2710,7 @@
         </w:tc>
         <w:tc>
           <w:tcPr>
-            <w:tcW w:type="dxa" w:w="1037"/>
+            <w:tcW w:type="dxa" w:w="1123"/>
           </w:tcPr>
           <w:p>
             <w:pPr>
@@ -2727,7 +2727,7 @@
         </w:tc>
         <w:tc>
           <w:tcPr>
-            <w:tcW w:type="dxa" w:w="6019"/>
+            <w:tcW w:type="dxa" w:w="5933"/>
           </w:tcPr>
           <w:p>
             <w:pPr>
@@ -2780,7 +2780,7 @@
         </w:tc>
         <w:tc>
           <w:tcPr>
-            <w:tcW w:type="dxa" w:w="1037"/>
+            <w:tcW w:type="dxa" w:w="1123"/>
           </w:tcPr>
           <w:p>
             <w:pPr>
@@ -2797,7 +2797,7 @@
         </w:tc>
         <w:tc>
           <w:tcPr>
-            <w:tcW w:type="dxa" w:w="6019"/>
+            <w:tcW w:type="dxa" w:w="5933"/>
           </w:tcPr>
           <w:p>
             <w:pPr>
@@ -2850,7 +2850,7 @@
         </w:tc>
         <w:tc>
           <w:tcPr>
-            <w:tcW w:type="dxa" w:w="1037"/>
+            <w:tcW w:type="dxa" w:w="1123"/>
           </w:tcPr>
           <w:p>
             <w:pPr>
@@ -2867,7 +2867,7 @@
         </w:tc>
         <w:tc>
           <w:tcPr>
-            <w:tcW w:type="dxa" w:w="6019"/>
+            <w:tcW w:type="dxa" w:w="5933"/>
           </w:tcPr>
           <w:p>
             <w:pPr>
@@ -2920,7 +2920,7 @@
         </w:tc>
         <w:tc>
           <w:tcPr>
-            <w:tcW w:type="dxa" w:w="1037"/>
+            <w:tcW w:type="dxa" w:w="1123"/>
           </w:tcPr>
           <w:p>
             <w:pPr>
@@ -2937,7 +2937,7 @@
         </w:tc>
         <w:tc>
           <w:tcPr>
-            <w:tcW w:type="dxa" w:w="6019"/>
+            <w:tcW w:type="dxa" w:w="5933"/>
           </w:tcPr>
           <w:p>
             <w:pPr>
@@ -2990,7 +2990,7 @@
         </w:tc>
         <w:tc>
           <w:tcPr>
-            <w:tcW w:type="dxa" w:w="1037"/>
+            <w:tcW w:type="dxa" w:w="1123"/>
           </w:tcPr>
           <w:p>
             <w:pPr>
@@ -3007,7 +3007,7 @@
         </w:tc>
         <w:tc>
           <w:tcPr>
-            <w:tcW w:type="dxa" w:w="6019"/>
+            <w:tcW w:type="dxa" w:w="5933"/>
           </w:tcPr>
           <w:p>
             <w:pPr>
@@ -3060,7 +3060,7 @@
         </w:tc>
         <w:tc>
           <w:tcPr>
-            <w:tcW w:type="dxa" w:w="1037"/>
+            <w:tcW w:type="dxa" w:w="1123"/>
           </w:tcPr>
           <w:p>
             <w:pPr>
@@ -3077,7 +3077,7 @@
         </w:tc>
         <w:tc>
           <w:tcPr>
-            <w:tcW w:type="dxa" w:w="6019"/>
+            <w:tcW w:type="dxa" w:w="5933"/>
           </w:tcPr>
           <w:p>
             <w:pPr>
@@ -3130,7 +3130,7 @@
         </w:tc>
         <w:tc>
           <w:tcPr>
-            <w:tcW w:type="dxa" w:w="1037"/>
+            <w:tcW w:type="dxa" w:w="1123"/>
           </w:tcPr>
           <w:p>
             <w:pPr>
@@ -3147,7 +3147,7 @@
         </w:tc>
         <w:tc>
           <w:tcPr>
-            <w:tcW w:type="dxa" w:w="6019"/>
+            <w:tcW w:type="dxa" w:w="5933"/>
           </w:tcPr>
           <w:p>
             <w:pPr>
@@ -3200,7 +3200,7 @@
         </w:tc>
         <w:tc>
           <w:tcPr>
-            <w:tcW w:type="dxa" w:w="1037"/>
+            <w:tcW w:type="dxa" w:w="1123"/>
           </w:tcPr>
           <w:p>
             <w:pPr>
@@ -3217,7 +3217,7 @@
         </w:tc>
         <w:tc>
           <w:tcPr>
-            <w:tcW w:type="dxa" w:w="6019"/>
+            <w:tcW w:type="dxa" w:w="5933"/>
           </w:tcPr>
           <w:p>
             <w:pPr>
@@ -3270,7 +3270,7 @@
         </w:tc>
         <w:tc>
           <w:tcPr>
-            <w:tcW w:type="dxa" w:w="1037"/>
+            <w:tcW w:type="dxa" w:w="1123"/>
           </w:tcPr>
           <w:p>
             <w:pPr>
@@ -3287,7 +3287,7 @@
         </w:tc>
         <w:tc>
           <w:tcPr>
-            <w:tcW w:type="dxa" w:w="6019"/>
+            <w:tcW w:type="dxa" w:w="5933"/>
           </w:tcPr>
           <w:p>
             <w:pPr>
@@ -3340,7 +3340,7 @@
         </w:tc>
         <w:tc>
           <w:tcPr>
-            <w:tcW w:type="dxa" w:w="1037"/>
+            <w:tcW w:type="dxa" w:w="1123"/>
           </w:tcPr>
           <w:p>
             <w:pPr>
@@ -3357,7 +3357,7 @@
         </w:tc>
         <w:tc>
           <w:tcPr>
-            <w:tcW w:type="dxa" w:w="6019"/>
+            <w:tcW w:type="dxa" w:w="5933"/>
           </w:tcPr>
           <w:p>
             <w:pPr>
@@ -3410,7 +3410,7 @@
         </w:tc>
         <w:tc>
           <w:tcPr>
-            <w:tcW w:type="dxa" w:w="1037"/>
+            <w:tcW w:type="dxa" w:w="1123"/>
           </w:tcPr>
           <w:p>
             <w:pPr>
@@ -3427,7 +3427,7 @@
         </w:tc>
         <w:tc>
           <w:tcPr>
-            <w:tcW w:type="dxa" w:w="6019"/>
+            <w:tcW w:type="dxa" w:w="5933"/>
           </w:tcPr>
           <w:p>
             <w:pPr>
@@ -3480,7 +3480,7 @@
         </w:tc>
         <w:tc>
           <w:tcPr>
-            <w:tcW w:type="dxa" w:w="1037"/>
+            <w:tcW w:type="dxa" w:w="1123"/>
           </w:tcPr>
           <w:p>
             <w:pPr>
@@ -3497,7 +3497,7 @@
         </w:tc>
         <w:tc>
           <w:tcPr>
-            <w:tcW w:type="dxa" w:w="6019"/>
+            <w:tcW w:type="dxa" w:w="5933"/>
           </w:tcPr>
           <w:p>
             <w:pPr>
@@ -3550,7 +3550,7 @@
         </w:tc>
         <w:tc>
           <w:tcPr>
-            <w:tcW w:type="dxa" w:w="1037"/>
+            <w:tcW w:type="dxa" w:w="1123"/>
           </w:tcPr>
           <w:p>
             <w:pPr>
@@ -3567,7 +3567,7 @@
         </w:tc>
         <w:tc>
           <w:tcPr>
-            <w:tcW w:type="dxa" w:w="6019"/>
+            <w:tcW w:type="dxa" w:w="5933"/>
           </w:tcPr>
           <w:p>
             <w:pPr>
@@ -3620,7 +3620,7 @@
         </w:tc>
         <w:tc>
           <w:tcPr>
-            <w:tcW w:type="dxa" w:w="1037"/>
+            <w:tcW w:type="dxa" w:w="1123"/>
           </w:tcPr>
           <w:p>
             <w:pPr>
@@ -3637,7 +3637,7 @@
         </w:tc>
         <w:tc>
           <w:tcPr>
-            <w:tcW w:type="dxa" w:w="6019"/>
+            <w:tcW w:type="dxa" w:w="5933"/>
           </w:tcPr>
           <w:p>
             <w:pPr>
@@ -3690,7 +3690,7 @@
         </w:tc>
         <w:tc>
           <w:tcPr>
-            <w:tcW w:type="dxa" w:w="1037"/>
+            <w:tcW w:type="dxa" w:w="1123"/>
           </w:tcPr>
           <w:p>
             <w:pPr>
@@ -3707,7 +3707,7 @@
         </w:tc>
         <w:tc>
           <w:tcPr>
-            <w:tcW w:type="dxa" w:w="6019"/>
+            <w:tcW w:type="dxa" w:w="5933"/>
           </w:tcPr>
           <w:p>
             <w:pPr>
@@ -3760,7 +3760,7 @@
         </w:tc>
         <w:tc>
           <w:tcPr>
-            <w:tcW w:type="dxa" w:w="1037"/>
+            <w:tcW w:type="dxa" w:w="1123"/>
           </w:tcPr>
           <w:p>
             <w:pPr>
@@ -3777,7 +3777,7 @@
         </w:tc>
         <w:tc>
           <w:tcPr>
-            <w:tcW w:type="dxa" w:w="6019"/>
+            <w:tcW w:type="dxa" w:w="5933"/>
           </w:tcPr>
           <w:p>
             <w:pPr>
@@ -3830,7 +3830,7 @@
         </w:tc>
         <w:tc>
           <w:tcPr>
-            <w:tcW w:type="dxa" w:w="1037"/>
+            <w:tcW w:type="dxa" w:w="1123"/>
           </w:tcPr>
           <w:p>
             <w:pPr>
@@ -3847,7 +3847,7 @@
         </w:tc>
         <w:tc>
           <w:tcPr>
-            <w:tcW w:type="dxa" w:w="6019"/>
+            <w:tcW w:type="dxa" w:w="5933"/>
           </w:tcPr>
           <w:p>
             <w:pPr>
@@ -3900,7 +3900,7 @@
         </w:tc>
         <w:tc>
           <w:tcPr>
-            <w:tcW w:type="dxa" w:w="1037"/>
+            <w:tcW w:type="dxa" w:w="1123"/>
           </w:tcPr>
           <w:p>
             <w:pPr>
@@ -3917,7 +3917,7 @@
         </w:tc>
         <w:tc>
           <w:tcPr>
-            <w:tcW w:type="dxa" w:w="6019"/>
+            <w:tcW w:type="dxa" w:w="5933"/>
           </w:tcPr>
           <w:p>
             <w:pPr>
@@ -3970,7 +3970,7 @@
         </w:tc>
         <w:tc>
           <w:tcPr>
-            <w:tcW w:type="dxa" w:w="1037"/>
+            <w:tcW w:type="dxa" w:w="1123"/>
           </w:tcPr>
           <w:p>
             <w:pPr>
@@ -3987,7 +3987,7 @@
         </w:tc>
         <w:tc>
           <w:tcPr>
-            <w:tcW w:type="dxa" w:w="6019"/>
+            <w:tcW w:type="dxa" w:w="5933"/>
           </w:tcPr>
           <w:p>
             <w:pPr>
@@ -4040,7 +4040,7 @@
         </w:tc>
         <w:tc>
           <w:tcPr>
-            <w:tcW w:type="dxa" w:w="1037"/>
+            <w:tcW w:type="dxa" w:w="1123"/>
           </w:tcPr>
           <w:p>
             <w:pPr>
@@ -4057,7 +4057,7 @@
         </w:tc>
         <w:tc>
           <w:tcPr>
-            <w:tcW w:type="dxa" w:w="6019"/>
+            <w:tcW w:type="dxa" w:w="5933"/>
           </w:tcPr>
           <w:p>
             <w:pPr>
@@ -4110,7 +4110,7 @@
         </w:tc>
         <w:tc>
           <w:tcPr>
-            <w:tcW w:type="dxa" w:w="1037"/>
+            <w:tcW w:type="dxa" w:w="1123"/>
           </w:tcPr>
           <w:p>
             <w:pPr>
@@ -4127,7 +4127,7 @@
         </w:tc>
         <w:tc>
           <w:tcPr>
-            <w:tcW w:type="dxa" w:w="6019"/>
+            <w:tcW w:type="dxa" w:w="5933"/>
           </w:tcPr>
           <w:p>
             <w:pPr>
@@ -4180,7 +4180,7 @@
         </w:tc>
         <w:tc>
           <w:tcPr>
-            <w:tcW w:type="dxa" w:w="1037"/>
+            <w:tcW w:type="dxa" w:w="1123"/>
           </w:tcPr>
           <w:p>
             <w:pPr>
@@ -4197,7 +4197,7 @@
         </w:tc>
         <w:tc>
           <w:tcPr>
-            <w:tcW w:type="dxa" w:w="6019"/>
+            <w:tcW w:type="dxa" w:w="5933"/>
           </w:tcPr>
           <w:p>
             <w:pPr>
@@ -4250,7 +4250,7 @@
         </w:tc>
         <w:tc>
           <w:tcPr>
-            <w:tcW w:type="dxa" w:w="1037"/>
+            <w:tcW w:type="dxa" w:w="1123"/>
           </w:tcPr>
           <w:p>
             <w:pPr>
@@ -4267,7 +4267,7 @@
         </w:tc>
         <w:tc>
           <w:tcPr>
-            <w:tcW w:type="dxa" w:w="6019"/>
+            <w:tcW w:type="dxa" w:w="5933"/>
           </w:tcPr>
           <w:p>
             <w:pPr>
@@ -4320,7 +4320,7 @@
         </w:tc>
         <w:tc>
           <w:tcPr>
-            <w:tcW w:type="dxa" w:w="1037"/>
+            <w:tcW w:type="dxa" w:w="1123"/>
           </w:tcPr>
           <w:p>
             <w:pPr>
@@ -4337,7 +4337,7 @@
         </w:tc>
         <w:tc>
           <w:tcPr>
-            <w:tcW w:type="dxa" w:w="6019"/>
+            <w:tcW w:type="dxa" w:w="5933"/>
           </w:tcPr>
           <w:p>
             <w:pPr>
@@ -4390,7 +4390,7 @@
         </w:tc>
         <w:tc>
           <w:tcPr>
-            <w:tcW w:type="dxa" w:w="1037"/>
+            <w:tcW w:type="dxa" w:w="1123"/>
           </w:tcPr>
           <w:p>
             <w:pPr>
@@ -4407,7 +4407,7 @@
         </w:tc>
         <w:tc>
           <w:tcPr>
-            <w:tcW w:type="dxa" w:w="6019"/>
+            <w:tcW w:type="dxa" w:w="5933"/>
           </w:tcPr>
           <w:p>
             <w:pPr>
@@ -4460,7 +4460,7 @@
         </w:tc>
         <w:tc>
           <w:tcPr>
-            <w:tcW w:type="dxa" w:w="1037"/>
+            <w:tcW w:type="dxa" w:w="1123"/>
           </w:tcPr>
           <w:p>
             <w:pPr>
@@ -4477,7 +4477,7 @@
         </w:tc>
         <w:tc>
           <w:tcPr>
-            <w:tcW w:type="dxa" w:w="6019"/>
+            <w:tcW w:type="dxa" w:w="5933"/>
           </w:tcPr>
           <w:p>
             <w:pPr>
@@ -4530,7 +4530,7 @@
         </w:tc>
         <w:tc>
           <w:tcPr>
-            <w:tcW w:type="dxa" w:w="1037"/>
+            <w:tcW w:type="dxa" w:w="1123"/>
           </w:tcPr>
           <w:p>
             <w:pPr>
@@ -4547,7 +4547,7 @@
         </w:tc>
         <w:tc>
           <w:tcPr>
-            <w:tcW w:type="dxa" w:w="6019"/>
+            <w:tcW w:type="dxa" w:w="5933"/>
           </w:tcPr>
           <w:p>
             <w:pPr>
@@ -4600,7 +4600,7 @@
         </w:tc>
         <w:tc>
           <w:tcPr>
-            <w:tcW w:type="dxa" w:w="1037"/>
+            <w:tcW w:type="dxa" w:w="1123"/>
           </w:tcPr>
           <w:p>
             <w:pPr>
@@ -4617,7 +4617,7 @@
         </w:tc>
         <w:tc>
           <w:tcPr>
-            <w:tcW w:type="dxa" w:w="6019"/>
+            <w:tcW w:type="dxa" w:w="5933"/>
           </w:tcPr>
           <w:p>
             <w:pPr>
@@ -4670,7 +4670,7 @@
         </w:tc>
         <w:tc>
           <w:tcPr>
-            <w:tcW w:type="dxa" w:w="1037"/>
+            <w:tcW w:type="dxa" w:w="1123"/>
           </w:tcPr>
           <w:p>
             <w:pPr>
@@ -4687,7 +4687,7 @@
         </w:tc>
         <w:tc>
           <w:tcPr>
-            <w:tcW w:type="dxa" w:w="6019"/>
+            <w:tcW w:type="dxa" w:w="5933"/>
           </w:tcPr>
           <w:p>
             <w:pPr>
@@ -4740,7 +4740,7 @@
         </w:tc>
         <w:tc>
           <w:tcPr>
-            <w:tcW w:type="dxa" w:w="1037"/>
+            <w:tcW w:type="dxa" w:w="1123"/>
           </w:tcPr>
           <w:p>
             <w:pPr>
@@ -4757,7 +4757,7 @@
         </w:tc>
         <w:tc>
           <w:tcPr>
-            <w:tcW w:type="dxa" w:w="6019"/>
+            <w:tcW w:type="dxa" w:w="5933"/>
           </w:tcPr>
           <w:p>
             <w:pPr>
@@ -4810,7 +4810,7 @@
         </w:tc>
         <w:tc>
           <w:tcPr>
-            <w:tcW w:type="dxa" w:w="1037"/>
+            <w:tcW w:type="dxa" w:w="1123"/>
           </w:tcPr>
           <w:p>
             <w:pPr>
@@ -4827,7 +4827,7 @@
         </w:tc>
         <w:tc>
           <w:tcPr>
-            <w:tcW w:type="dxa" w:w="6019"/>
+            <w:tcW w:type="dxa" w:w="5933"/>
           </w:tcPr>
           <w:p>
             <w:pPr>
@@ -4880,7 +4880,7 @@
         </w:tc>
         <w:tc>
           <w:tcPr>
-            <w:tcW w:type="dxa" w:w="1037"/>
+            <w:tcW w:type="dxa" w:w="1123"/>
           </w:tcPr>
           <w:p>
             <w:pPr>
@@ -4897,7 +4897,7 @@
         </w:tc>
         <w:tc>
           <w:tcPr>
-            <w:tcW w:type="dxa" w:w="6019"/>
+            <w:tcW w:type="dxa" w:w="5933"/>
           </w:tcPr>
           <w:p>
             <w:pPr>
@@ -4950,7 +4950,7 @@
         </w:tc>
         <w:tc>
           <w:tcPr>
-            <w:tcW w:type="dxa" w:w="1037"/>
+            <w:tcW w:type="dxa" w:w="1123"/>
           </w:tcPr>
           <w:p>
             <w:pPr>
@@ -4967,7 +4967,7 @@
         </w:tc>
         <w:tc>
           <w:tcPr>
-            <w:tcW w:type="dxa" w:w="6019"/>
+            <w:tcW w:type="dxa" w:w="5933"/>
           </w:tcPr>
           <w:p>
             <w:pPr>
@@ -5020,7 +5020,7 @@
         </w:tc>
         <w:tc>
           <w:tcPr>
-            <w:tcW w:type="dxa" w:w="1037"/>
+            <w:tcW w:type="dxa" w:w="1123"/>
           </w:tcPr>
           <w:p>
             <w:pPr>
@@ -5037,7 +5037,7 @@
         </w:tc>
         <w:tc>
           <w:tcPr>
-            <w:tcW w:type="dxa" w:w="6019"/>
+            <w:tcW w:type="dxa" w:w="5933"/>
           </w:tcPr>
           <w:p>
             <w:pPr>
@@ -5090,7 +5090,7 @@
         </w:tc>
         <w:tc>
           <w:tcPr>
-            <w:tcW w:type="dxa" w:w="1037"/>
+            <w:tcW w:type="dxa" w:w="1123"/>
           </w:tcPr>
           <w:p>
             <w:pPr>
@@ -5107,7 +5107,7 @@
         </w:tc>
         <w:tc>
           <w:tcPr>
-            <w:tcW w:type="dxa" w:w="6019"/>
+            <w:tcW w:type="dxa" w:w="5933"/>
           </w:tcPr>
           <w:p>
             <w:pPr>
@@ -5160,7 +5160,7 @@
         </w:tc>
         <w:tc>
           <w:tcPr>
-            <w:tcW w:type="dxa" w:w="1037"/>
+            <w:tcW w:type="dxa" w:w="1123"/>
           </w:tcPr>
           <w:p>
             <w:pPr>
@@ -5177,7 +5177,7 @@
         </w:tc>
         <w:tc>
           <w:tcPr>
-            <w:tcW w:type="dxa" w:w="6019"/>
+            <w:tcW w:type="dxa" w:w="5933"/>
           </w:tcPr>
           <w:p>
             <w:pPr>
@@ -5230,7 +5230,7 @@
         </w:tc>
         <w:tc>
           <w:tcPr>
-            <w:tcW w:type="dxa" w:w="1037"/>
+            <w:tcW w:type="dxa" w:w="1123"/>
           </w:tcPr>
           <w:p>
             <w:pPr>
@@ -5247,7 +5247,7 @@
         </w:tc>
         <w:tc>
           <w:tcPr>
-            <w:tcW w:type="dxa" w:w="6019"/>
+            <w:tcW w:type="dxa" w:w="5933"/>
           </w:tcPr>
           <w:p>
             <w:pPr>
@@ -5300,7 +5300,7 @@
         </w:tc>
         <w:tc>
           <w:tcPr>
-            <w:tcW w:type="dxa" w:w="1037"/>
+            <w:tcW w:type="dxa" w:w="1123"/>
           </w:tcPr>
           <w:p>
             <w:pPr>
@@ -5317,7 +5317,7 @@
         </w:tc>
         <w:tc>
           <w:tcPr>
-            <w:tcW w:type="dxa" w:w="6019"/>
+            <w:tcW w:type="dxa" w:w="5933"/>
           </w:tcPr>
           <w:p>
             <w:pPr>
@@ -5370,7 +5370,7 @@
         </w:tc>
         <w:tc>
           <w:tcPr>
-            <w:tcW w:type="dxa" w:w="1037"/>
+            <w:tcW w:type="dxa" w:w="1123"/>
           </w:tcPr>
           <w:p>
             <w:pPr>
@@ -5387,7 +5387,7 @@
         </w:tc>
         <w:tc>
           <w:tcPr>
-            <w:tcW w:type="dxa" w:w="6019"/>
+            <w:tcW w:type="dxa" w:w="5933"/>
           </w:tcPr>
           <w:p>
             <w:pPr>
@@ -5440,7 +5440,7 @@
         </w:tc>
         <w:tc>
           <w:tcPr>
-            <w:tcW w:type="dxa" w:w="1037"/>
+            <w:tcW w:type="dxa" w:w="1123"/>
           </w:tcPr>
           <w:p>
             <w:pPr>
@@ -5457,7 +5457,7 @@
         </w:tc>
         <w:tc>
           <w:tcPr>
-            <w:tcW w:type="dxa" w:w="6019"/>
+            <w:tcW w:type="dxa" w:w="5933"/>
           </w:tcPr>
           <w:p>
             <w:pPr>
@@ -5510,7 +5510,7 @@
         </w:tc>
         <w:tc>
           <w:tcPr>
-            <w:tcW w:type="dxa" w:w="1037"/>
+            <w:tcW w:type="dxa" w:w="1123"/>
           </w:tcPr>
           <w:p>
             <w:pPr>
@@ -5527,7 +5527,7 @@
         </w:tc>
         <w:tc>
           <w:tcPr>
-            <w:tcW w:type="dxa" w:w="6019"/>
+            <w:tcW w:type="dxa" w:w="5933"/>
           </w:tcPr>
           <w:p>
             <w:pPr>
@@ -5580,7 +5580,7 @@
         </w:tc>
         <w:tc>
           <w:tcPr>
-            <w:tcW w:type="dxa" w:w="1037"/>
+            <w:tcW w:type="dxa" w:w="1123"/>
           </w:tcPr>
           <w:p>
             <w:pPr>
@@ -5597,7 +5597,7 @@
         </w:tc>
         <w:tc>
           <w:tcPr>
-            <w:tcW w:type="dxa" w:w="6019"/>
+            <w:tcW w:type="dxa" w:w="5933"/>
           </w:tcPr>
           <w:p>
             <w:pPr>
@@ -5650,7 +5650,7 @@
         </w:tc>
         <w:tc>
           <w:tcPr>
-            <w:tcW w:type="dxa" w:w="1037"/>
+            <w:tcW w:type="dxa" w:w="1123"/>
           </w:tcPr>
           <w:p>
             <w:pPr>
@@ -5667,7 +5667,7 @@
         </w:tc>
         <w:tc>
           <w:tcPr>
-            <w:tcW w:type="dxa" w:w="6019"/>
+            <w:tcW w:type="dxa" w:w="5933"/>
           </w:tcPr>
           <w:p>
             <w:pPr>
@@ -5720,7 +5720,7 @@
         </w:tc>
         <w:tc>
           <w:tcPr>
-            <w:tcW w:type="dxa" w:w="1037"/>
+            <w:tcW w:type="dxa" w:w="1123"/>
           </w:tcPr>
           <w:p>
             <w:pPr>
@@ -5737,7 +5737,7 @@
         </w:tc>
         <w:tc>
           <w:tcPr>
-            <w:tcW w:type="dxa" w:w="6019"/>
+            <w:tcW w:type="dxa" w:w="5933"/>
           </w:tcPr>
           <w:p>
             <w:pPr>
@@ -5790,7 +5790,7 @@
         </w:tc>
         <w:tc>
           <w:tcPr>
-            <w:tcW w:type="dxa" w:w="1037"/>
+            <w:tcW w:type="dxa" w:w="1123"/>
           </w:tcPr>
           <w:p>
             <w:pPr>
@@ -5807,7 +5807,7 @@
         </w:tc>
         <w:tc>
           <w:tcPr>
-            <w:tcW w:type="dxa" w:w="6019"/>
+            <w:tcW w:type="dxa" w:w="5933"/>
           </w:tcPr>
           <w:p>
             <w:pPr>
@@ -5860,7 +5860,7 @@
         </w:tc>
         <w:tc>
           <w:tcPr>
-            <w:tcW w:type="dxa" w:w="1037"/>
+            <w:tcW w:type="dxa" w:w="1123"/>
           </w:tcPr>
           <w:p>
             <w:pPr>
@@ -5877,7 +5877,7 @@
         </w:tc>
         <w:tc>
           <w:tcPr>
-            <w:tcW w:type="dxa" w:w="6019"/>
+            <w:tcW w:type="dxa" w:w="5933"/>
           </w:tcPr>
           <w:p>
             <w:pPr>
@@ -5930,7 +5930,7 @@
         </w:tc>
         <w:tc>
           <w:tcPr>
-            <w:tcW w:type="dxa" w:w="1037"/>
+            <w:tcW w:type="dxa" w:w="1123"/>
           </w:tcPr>
           <w:p>
             <w:pPr>
@@ -5947,7 +5947,7 @@
         </w:tc>
         <w:tc>
           <w:tcPr>
-            <w:tcW w:type="dxa" w:w="6019"/>
+            <w:tcW w:type="dxa" w:w="5933"/>
           </w:tcPr>
           <w:p>
             <w:pPr>
@@ -6000,7 +6000,7 @@
         </w:tc>
         <w:tc>
           <w:tcPr>
-            <w:tcW w:type="dxa" w:w="1037"/>
+            <w:tcW w:type="dxa" w:w="1123"/>
           </w:tcPr>
           <w:p>
             <w:pPr>
@@ -6017,7 +6017,7 @@
         </w:tc>
         <w:tc>
           <w:tcPr>
-            <w:tcW w:type="dxa" w:w="6019"/>
+            <w:tcW w:type="dxa" w:w="5933"/>
           </w:tcPr>
           <w:p>
             <w:pPr>
@@ -6070,7 +6070,7 @@
         </w:tc>
         <w:tc>
           <w:tcPr>
-            <w:tcW w:type="dxa" w:w="1037"/>
+            <w:tcW w:type="dxa" w:w="1123"/>
           </w:tcPr>
           <w:p>
             <w:pPr>
@@ -6087,7 +6087,7 @@
         </w:tc>
         <w:tc>
           <w:tcPr>
-            <w:tcW w:type="dxa" w:w="6019"/>
+            <w:tcW w:type="dxa" w:w="5933"/>
           </w:tcPr>
           <w:p>
             <w:pPr>
@@ -6140,7 +6140,7 @@
         </w:tc>
         <w:tc>
           <w:tcPr>
-            <w:tcW w:type="dxa" w:w="1037"/>
+            <w:tcW w:type="dxa" w:w="1123"/>
           </w:tcPr>
           <w:p>
             <w:pPr>
@@ -6157,7 +6157,7 @@
         </w:tc>
         <w:tc>
           <w:tcPr>
-            <w:tcW w:type="dxa" w:w="6019"/>
+            <w:tcW w:type="dxa" w:w="5933"/>
           </w:tcPr>
           <w:p>
             <w:pPr>
@@ -6210,7 +6210,7 @@
         </w:tc>
         <w:tc>
           <w:tcPr>
-            <w:tcW w:type="dxa" w:w="1037"/>
+            <w:tcW w:type="dxa" w:w="1123"/>
           </w:tcPr>
           <w:p>
             <w:pPr>
@@ -6227,7 +6227,7 @@
         </w:tc>
         <w:tc>
           <w:tcPr>
-            <w:tcW w:type="dxa" w:w="6019"/>
+            <w:tcW w:type="dxa" w:w="5933"/>
           </w:tcPr>
           <w:p>
             <w:pPr>
@@ -6280,7 +6280,7 @@
         </w:tc>
         <w:tc>
           <w:tcPr>
-            <w:tcW w:type="dxa" w:w="1037"/>
+            <w:tcW w:type="dxa" w:w="1123"/>
           </w:tcPr>
           <w:p>
             <w:pPr>
@@ -6297,7 +6297,7 @@
         </w:tc>
         <w:tc>
           <w:tcPr>
-            <w:tcW w:type="dxa" w:w="6019"/>
+            <w:tcW w:type="dxa" w:w="5933"/>
           </w:tcPr>
           <w:p>
             <w:pPr>
@@ -6350,7 +6350,7 @@
         </w:tc>
         <w:tc>
           <w:tcPr>
-            <w:tcW w:type="dxa" w:w="1037"/>
+            <w:tcW w:type="dxa" w:w="1123"/>
           </w:tcPr>
           <w:p>
             <w:pPr>
@@ -6367,7 +6367,7 @@
         </w:tc>
         <w:tc>
           <w:tcPr>
-            <w:tcW w:type="dxa" w:w="6019"/>
+            <w:tcW w:type="dxa" w:w="5933"/>
           </w:tcPr>
           <w:p>
             <w:pPr>
@@ -6420,7 +6420,7 @@
         </w:tc>
         <w:tc>
           <w:tcPr>
-            <w:tcW w:type="dxa" w:w="1037"/>
+            <w:tcW w:type="dxa" w:w="1123"/>
           </w:tcPr>
           <w:p>
             <w:pPr>
@@ -6437,7 +6437,7 @@
         </w:tc>
         <w:tc>
           <w:tcPr>
-            <w:tcW w:type="dxa" w:w="6019"/>
+            <w:tcW w:type="dxa" w:w="5933"/>
           </w:tcPr>
           <w:p>
             <w:pPr>
@@ -6490,7 +6490,7 @@
         </w:tc>
         <w:tc>
           <w:tcPr>
-            <w:tcW w:type="dxa" w:w="1037"/>
+            <w:tcW w:type="dxa" w:w="1123"/>
           </w:tcPr>
           <w:p>
             <w:pPr>
@@ -6507,7 +6507,7 @@
         </w:tc>
         <w:tc>
           <w:tcPr>
-            <w:tcW w:type="dxa" w:w="6019"/>
+            <w:tcW w:type="dxa" w:w="5933"/>
           </w:tcPr>
           <w:p>
             <w:pPr>
@@ -6560,7 +6560,7 @@
         </w:tc>
         <w:tc>
           <w:tcPr>
-            <w:tcW w:type="dxa" w:w="1037"/>
+            <w:tcW w:type="dxa" w:w="1123"/>
           </w:tcPr>
           <w:p>
             <w:pPr>
@@ -6577,7 +6577,7 @@
         </w:tc>
         <w:tc>
           <w:tcPr>
-            <w:tcW w:type="dxa" w:w="6019"/>
+            <w:tcW w:type="dxa" w:w="5933"/>
           </w:tcPr>
           <w:p>
             <w:pPr>
@@ -6630,7 +6630,7 @@
         </w:tc>
         <w:tc>
           <w:tcPr>
-            <w:tcW w:type="dxa" w:w="1037"/>
+            <w:tcW w:type="dxa" w:w="1123"/>
           </w:tcPr>
           <w:p>
             <w:pPr>
@@ -6647,7 +6647,7 @@
         </w:tc>
         <w:tc>
           <w:tcPr>
-            <w:tcW w:type="dxa" w:w="6019"/>
+            <w:tcW w:type="dxa" w:w="5933"/>
           </w:tcPr>
           <w:p>
             <w:pPr>
@@ -6700,7 +6700,7 @@
         </w:tc>
         <w:tc>
           <w:tcPr>
-            <w:tcW w:type="dxa" w:w="1037"/>
+            <w:tcW w:type="dxa" w:w="1123"/>
           </w:tcPr>
           <w:p>
             <w:pPr>
@@ -6717,7 +6717,7 @@
         </w:tc>
         <w:tc>
           <w:tcPr>
-            <w:tcW w:type="dxa" w:w="6019"/>
+            <w:tcW w:type="dxa" w:w="5933"/>
           </w:tcPr>
           <w:p>
             <w:pPr>
@@ -6770,7 +6770,7 @@
         </w:tc>
         <w:tc>
           <w:tcPr>
-            <w:tcW w:type="dxa" w:w="1037"/>
+            <w:tcW w:type="dxa" w:w="1123"/>
           </w:tcPr>
           <w:p>
             <w:pPr>
@@ -6787,7 +6787,7 @@
         </w:tc>
         <w:tc>
           <w:tcPr>
-            <w:tcW w:type="dxa" w:w="6019"/>
+            <w:tcW w:type="dxa" w:w="5933"/>
           </w:tcPr>
           <w:p>
             <w:pPr>
@@ -6840,7 +6840,7 @@
         </w:tc>
         <w:tc>
           <w:tcPr>
-            <w:tcW w:type="dxa" w:w="1037"/>
+            <w:tcW w:type="dxa" w:w="1123"/>
           </w:tcPr>
           <w:p>
             <w:pPr>
@@ -6857,7 +6857,7 @@
         </w:tc>
         <w:tc>
           <w:tcPr>
-            <w:tcW w:type="dxa" w:w="6019"/>
+            <w:tcW w:type="dxa" w:w="5933"/>
           </w:tcPr>
           <w:p>
             <w:pPr>
@@ -6910,7 +6910,7 @@
         </w:tc>
         <w:tc>
           <w:tcPr>
-            <w:tcW w:type="dxa" w:w="1037"/>
+            <w:tcW w:type="dxa" w:w="1123"/>
           </w:tcPr>
           <w:p>
             <w:pPr>
@@ -6927,7 +6927,7 @@
         </w:tc>
         <w:tc>
           <w:tcPr>
-            <w:tcW w:type="dxa" w:w="6019"/>
+            <w:tcW w:type="dxa" w:w="5933"/>
           </w:tcPr>
           <w:p>
             <w:pPr>
@@ -6980,7 +6980,7 @@
         </w:tc>
         <w:tc>
           <w:tcPr>
-            <w:tcW w:type="dxa" w:w="1037"/>
+            <w:tcW w:type="dxa" w:w="1123"/>
           </w:tcPr>
           <w:p>
             <w:pPr>
@@ -6997,7 +6997,7 @@
         </w:tc>
         <w:tc>
           <w:tcPr>
-            <w:tcW w:type="dxa" w:w="6019"/>
+            <w:tcW w:type="dxa" w:w="5933"/>
           </w:tcPr>
           <w:p>
             <w:pPr>
@@ -7050,7 +7050,7 @@
         </w:tc>
         <w:tc>
           <w:tcPr>
-            <w:tcW w:type="dxa" w:w="1037"/>
+            <w:tcW w:type="dxa" w:w="1123"/>
           </w:tcPr>
           <w:p>
             <w:pPr>
@@ -7067,7 +7067,7 @@
         </w:tc>
         <w:tc>
           <w:tcPr>
-            <w:tcW w:type="dxa" w:w="6019"/>
+            <w:tcW w:type="dxa" w:w="5933"/>
           </w:tcPr>
           <w:p>
             <w:pPr>
@@ -7120,7 +7120,7 @@
         </w:tc>
         <w:tc>
           <w:tcPr>
-            <w:tcW w:type="dxa" w:w="1037"/>
+            <w:tcW w:type="dxa" w:w="1123"/>
           </w:tcPr>
           <w:p>
             <w:pPr>
@@ -7137,7 +7137,7 @@
         </w:tc>
         <w:tc>
           <w:tcPr>
-            <w:tcW w:type="dxa" w:w="6019"/>
+            <w:tcW w:type="dxa" w:w="5933"/>
           </w:tcPr>
           <w:p>
             <w:pPr>
@@ -7190,7 +7190,7 @@
         </w:tc>
         <w:tc>
           <w:tcPr>
-            <w:tcW w:type="dxa" w:w="1037"/>
+            <w:tcW w:type="dxa" w:w="1123"/>
           </w:tcPr>
           <w:p>
             <w:pPr>
@@ -7207,7 +7207,7 @@
         </w:tc>
         <w:tc>
           <w:tcPr>
-            <w:tcW w:type="dxa" w:w="6019"/>
+            <w:tcW w:type="dxa" w:w="5933"/>
           </w:tcPr>
           <w:p>
             <w:pPr>
@@ -7260,7 +7260,7 @@
         </w:tc>
         <w:tc>
           <w:tcPr>
-            <w:tcW w:type="dxa" w:w="1037"/>
+            <w:tcW w:type="dxa" w:w="1123"/>
           </w:tcPr>
           <w:p>
             <w:pPr>
@@ -7277,7 +7277,7 @@
         </w:tc>
         <w:tc>
           <w:tcPr>
-            <w:tcW w:type="dxa" w:w="6019"/>
+            <w:tcW w:type="dxa" w:w="5933"/>
           </w:tcPr>
           <w:p>
             <w:pPr>
@@ -7330,7 +7330,7 @@
         </w:tc>
         <w:tc>
           <w:tcPr>
-            <w:tcW w:type="dxa" w:w="1037"/>
+            <w:tcW w:type="dxa" w:w="1123"/>
           </w:tcPr>
           <w:p>
             <w:pPr>
@@ -7347,7 +7347,7 @@
         </w:tc>
         <w:tc>
           <w:tcPr>
-            <w:tcW w:type="dxa" w:w="6019"/>
+            <w:tcW w:type="dxa" w:w="5933"/>
           </w:tcPr>
           <w:p>
             <w:pPr>
@@ -7400,7 +7400,7 @@
         </w:tc>
         <w:tc>
           <w:tcPr>
-            <w:tcW w:type="dxa" w:w="1037"/>
+            <w:tcW w:type="dxa" w:w="1123"/>
           </w:tcPr>
           <w:p>
             <w:pPr>
@@ -7417,7 +7417,7 @@
         </w:tc>
         <w:tc>
           <w:tcPr>
-            <w:tcW w:type="dxa" w:w="6019"/>
+            <w:tcW w:type="dxa" w:w="5933"/>
           </w:tcPr>
           <w:p>
             <w:pPr>
@@ -7470,7 +7470,7 @@
         </w:tc>
         <w:tc>
           <w:tcPr>
-            <w:tcW w:type="dxa" w:w="1037"/>
+            <w:tcW w:type="dxa" w:w="1123"/>
           </w:tcPr>
           <w:p>
             <w:pPr>
@@ -7487,7 +7487,7 @@
         </w:tc>
         <w:tc>
           <w:tcPr>
-            <w:tcW w:type="dxa" w:w="6019"/>
+            <w:tcW w:type="dxa" w:w="5933"/>
           </w:tcPr>
           <w:p>
             <w:pPr>
@@ -7540,7 +7540,7 @@
         </w:tc>
         <w:tc>
           <w:tcPr>
-            <w:tcW w:type="dxa" w:w="1037"/>
+            <w:tcW w:type="dxa" w:w="1123"/>
           </w:tcPr>
           <w:p>
             <w:pPr>
@@ -7557,7 +7557,7 @@
         </w:tc>
         <w:tc>
           <w:tcPr>
-            <w:tcW w:type="dxa" w:w="6019"/>
+            <w:tcW w:type="dxa" w:w="5933"/>
           </w:tcPr>
           <w:p>
             <w:pPr>
@@ -7610,7 +7610,7 @@
         </w:tc>
         <w:tc>
           <w:tcPr>
-            <w:tcW w:type="dxa" w:w="1037"/>
+            <w:tcW w:type="dxa" w:w="1123"/>
           </w:tcPr>
           <w:p>
             <w:pPr>
@@ -7627,7 +7627,7 @@
         </w:tc>
         <w:tc>
           <w:tcPr>
-            <w:tcW w:type="dxa" w:w="6019"/>
+            <w:tcW w:type="dxa" w:w="5933"/>
           </w:tcPr>
           <w:p>
             <w:pPr>
@@ -7680,7 +7680,7 @@
         </w:tc>
         <w:tc>
           <w:tcPr>
-            <w:tcW w:type="dxa" w:w="1037"/>
+            <w:tcW w:type="dxa" w:w="1123"/>
           </w:tcPr>
           <w:p>
             <w:pPr>
@@ -7697,7 +7697,7 @@
         </w:tc>
         <w:tc>
           <w:tcPr>
-            <w:tcW w:type="dxa" w:w="6019"/>
+            <w:tcW w:type="dxa" w:w="5933"/>
           </w:tcPr>
           <w:p>
             <w:pPr>
@@ -7750,7 +7750,7 @@
         </w:tc>
         <w:tc>
           <w:tcPr>
-            <w:tcW w:type="dxa" w:w="1037"/>
+            <w:tcW w:type="dxa" w:w="1123"/>
           </w:tcPr>
           <w:p>
             <w:pPr>
@@ -7767,7 +7767,7 @@
         </w:tc>
         <w:tc>
           <w:tcPr>
-            <w:tcW w:type="dxa" w:w="6019"/>
+            <w:tcW w:type="dxa" w:w="5933"/>
           </w:tcPr>
           <w:p>
             <w:pPr>
@@ -7820,7 +7820,7 @@
         </w:tc>
         <w:tc>
           <w:tcPr>
-            <w:tcW w:type="dxa" w:w="1037"/>
+            <w:tcW w:type="dxa" w:w="1123"/>
           </w:tcPr>
           <w:p>
             <w:pPr>
@@ -7837,7 +7837,7 @@
         </w:tc>
         <w:tc>
           <w:tcPr>
-            <w:tcW w:type="dxa" w:w="6019"/>
+            <w:tcW w:type="dxa" w:w="5933"/>
           </w:tcPr>
           <w:p>
             <w:pPr>
@@ -7890,7 +7890,7 @@
         </w:tc>
         <w:tc>
           <w:tcPr>
-            <w:tcW w:type="dxa" w:w="1037"/>
+            <w:tcW w:type="dxa" w:w="1123"/>
           </w:tcPr>
           <w:p>
             <w:pPr>
@@ -7907,7 +7907,7 @@
         </w:tc>
         <w:tc>
           <w:tcPr>
-            <w:tcW w:type="dxa" w:w="6019"/>
+            <w:tcW w:type="dxa" w:w="5933"/>
           </w:tcPr>
           <w:p>
             <w:pPr>
@@ -7960,7 +7960,7 @@
         </w:tc>
         <w:tc>
           <w:tcPr>
-            <w:tcW w:type="dxa" w:w="1037"/>
+            <w:tcW w:type="dxa" w:w="1123"/>
           </w:tcPr>
           <w:p>
             <w:pPr>
@@ -7977,7 +7977,7 @@
         </w:tc>
         <w:tc>
           <w:tcPr>
-            <w:tcW w:type="dxa" w:w="6019"/>
+            <w:tcW w:type="dxa" w:w="5933"/>
           </w:tcPr>
           <w:p>
             <w:pPr>
@@ -8030,7 +8030,7 @@
         </w:tc>
         <w:tc>
           <w:tcPr>
-            <w:tcW w:type="dxa" w:w="1037"/>
+            <w:tcW w:type="dxa" w:w="1123"/>
           </w:tcPr>
           <w:p>
             <w:pPr>
@@ -8047,7 +8047,7 @@
         </w:tc>
         <w:tc>
           <w:tcPr>
-            <w:tcW w:type="dxa" w:w="6019"/>
+            <w:tcW w:type="dxa" w:w="5933"/>
           </w:tcPr>
           <w:p>
             <w:pPr>
@@ -8100,7 +8100,7 @@
         </w:tc>
         <w:tc>
           <w:tcPr>
-            <w:tcW w:type="dxa" w:w="1037"/>
+            <w:tcW w:type="dxa" w:w="1123"/>
           </w:tcPr>
           <w:p>
             <w:pPr>
@@ -8117,7 +8117,7 @@
         </w:tc>
         <w:tc>
           <w:tcPr>
-            <w:tcW w:type="dxa" w:w="6019"/>
+            <w:tcW w:type="dxa" w:w="5933"/>
           </w:tcPr>
           <w:p>
             <w:pPr>
@@ -8170,7 +8170,7 @@
         </w:tc>
         <w:tc>
           <w:tcPr>
-            <w:tcW w:type="dxa" w:w="1037"/>
+            <w:tcW w:type="dxa" w:w="1123"/>
           </w:tcPr>
           <w:p>
             <w:pPr>
@@ -8187,7 +8187,7 @@
         </w:tc>
         <w:tc>
           <w:tcPr>
-            <w:tcW w:type="dxa" w:w="6019"/>
+            <w:tcW w:type="dxa" w:w="5933"/>
           </w:tcPr>
           <w:p>
             <w:pPr>
@@ -8240,7 +8240,7 @@
         </w:tc>
         <w:tc>
           <w:tcPr>
-            <w:tcW w:type="dxa" w:w="1037"/>
+            <w:tcW w:type="dxa" w:w="1123"/>
           </w:tcPr>
           <w:p>
             <w:pPr>
@@ -8257,7 +8257,7 @@
         </w:tc>
         <w:tc>
           <w:tcPr>
-            <w:tcW w:type="dxa" w:w="6019"/>
+            <w:tcW w:type="dxa" w:w="5933"/>
           </w:tcPr>
           <w:p>
             <w:pPr>
@@ -8310,7 +8310,7 @@
         </w:tc>
         <w:tc>
           <w:tcPr>
-            <w:tcW w:type="dxa" w:w="1037"/>
+            <w:tcW w:type="dxa" w:w="1123"/>
           </w:tcPr>
           <w:p>
             <w:pPr>
@@ -8327,7 +8327,7 @@
         </w:tc>
         <w:tc>
           <w:tcPr>
-            <w:tcW w:type="dxa" w:w="6019"/>
+            <w:tcW w:type="dxa" w:w="5933"/>
           </w:tcPr>
           <w:p>
             <w:pPr>
@@ -8380,7 +8380,7 @@
         </w:tc>
         <w:tc>
           <w:tcPr>
-            <w:tcW w:type="dxa" w:w="1037"/>
+            <w:tcW w:type="dxa" w:w="1123"/>
           </w:tcPr>
           <w:p>
             <w:pPr>
@@ -8397,7 +8397,7 @@
         </w:tc>
         <w:tc>
           <w:tcPr>
-            <w:tcW w:type="dxa" w:w="6019"/>
+            <w:tcW w:type="dxa" w:w="5933"/>
           </w:tcPr>
           <w:p>
             <w:pPr>
@@ -8450,7 +8450,7 @@
         </w:tc>
         <w:tc>
           <w:tcPr>
-            <w:tcW w:type="dxa" w:w="1037"/>
+            <w:tcW w:type="dxa" w:w="1123"/>
           </w:tcPr>
           <w:p>
             <w:pPr>
@@ -8467,7 +8467,7 @@
         </w:tc>
         <w:tc>
           <w:tcPr>
-            <w:tcW w:type="dxa" w:w="6019"/>
+            <w:tcW w:type="dxa" w:w="5933"/>
           </w:tcPr>
           <w:p>
             <w:pPr>
@@ -8520,7 +8520,7 @@
         </w:tc>
         <w:tc>
           <w:tcPr>
-            <w:tcW w:type="dxa" w:w="1037"/>
+            <w:tcW w:type="dxa" w:w="1123"/>
           </w:tcPr>
           <w:p>
             <w:pPr>
@@ -8537,7 +8537,7 @@
         </w:tc>
         <w:tc>
           <w:tcPr>
-            <w:tcW w:type="dxa" w:w="6019"/>
+            <w:tcW w:type="dxa" w:w="5933"/>
           </w:tcPr>
           <w:p>
             <w:pPr>
@@ -8590,7 +8590,7 @@
         </w:tc>
         <w:tc>
           <w:tcPr>
-            <w:tcW w:type="dxa" w:w="1037"/>
+            <w:tcW w:type="dxa" w:w="1123"/>
           </w:tcPr>
           <w:p>
             <w:pPr>
@@ -8607,7 +8607,7 @@
         </w:tc>
         <w:tc>
           <w:tcPr>
-            <w:tcW w:type="dxa" w:w="6019"/>
+            <w:tcW w:type="dxa" w:w="5933"/>
           </w:tcPr>
           <w:p>
             <w:pPr>
@@ -8660,7 +8660,7 @@
         </w:tc>
         <w:tc>
           <w:tcPr>
-            <w:tcW w:type="dxa" w:w="1037"/>
+            <w:tcW w:type="dxa" w:w="1123"/>
           </w:tcPr>
           <w:p>
             <w:pPr>
@@ -8677,7 +8677,7 @@
         </w:tc>
         <w:tc>
           <w:tcPr>
-            <w:tcW w:type="dxa" w:w="6019"/>
+            <w:tcW w:type="dxa" w:w="5933"/>
           </w:tcPr>
           <w:p>
             <w:pPr>
@@ -8730,7 +8730,7 @@
         </w:tc>
         <w:tc>
           <w:tcPr>
-            <w:tcW w:type="dxa" w:w="1037"/>
+            <w:tcW w:type="dxa" w:w="1123"/>
           </w:tcPr>
           <w:p>
             <w:pPr>
@@ -8747,7 +8747,7 @@
         </w:tc>
         <w:tc>
           <w:tcPr>
-            <w:tcW w:type="dxa" w:w="6019"/>
+            <w:tcW w:type="dxa" w:w="5933"/>
           </w:tcPr>
           <w:p>
             <w:pPr>
@@ -8800,7 +8800,7 @@
         </w:tc>
         <w:tc>
           <w:tcPr>
-            <w:tcW w:type="dxa" w:w="1037"/>
+            <w:tcW w:type="dxa" w:w="1123"/>
           </w:tcPr>
           <w:p>
             <w:pPr>
@@ -8817,7 +8817,7 @@
         </w:tc>
         <w:tc>
           <w:tcPr>
-            <w:tcW w:type="dxa" w:w="6019"/>
+            <w:tcW w:type="dxa" w:w="5933"/>
           </w:tcPr>
           <w:p>
             <w:pPr>
@@ -8870,7 +8870,7 @@
         </w:tc>
         <w:tc>
           <w:tcPr>
-            <w:tcW w:type="dxa" w:w="1037"/>
+            <w:tcW w:type="dxa" w:w="1123"/>
           </w:tcPr>
           <w:p>
             <w:pPr>
@@ -8887,7 +8887,7 @@
         </w:tc>
         <w:tc>
           <w:tcPr>
-            <w:tcW w:type="dxa" w:w="6019"/>
+            <w:tcW w:type="dxa" w:w="5933"/>
           </w:tcPr>
           <w:p>
             <w:pPr>
@@ -8940,7 +8940,7 @@
         </w:tc>
         <w:tc>
           <w:tcPr>
-            <w:tcW w:type="dxa" w:w="1037"/>
+            <w:tcW w:type="dxa" w:w="1123"/>
           </w:tcPr>
           <w:p>
             <w:pPr>
@@ -8957,7 +8957,7 @@
         </w:tc>
         <w:tc>
           <w:tcPr>
-            <w:tcW w:type="dxa" w:w="6019"/>
+            <w:tcW w:type="dxa" w:w="5933"/>
           </w:tcPr>
           <w:p>
             <w:pPr>
@@ -9010,7 +9010,7 @@
         </w:tc>
         <w:tc>
           <w:tcPr>
-            <w:tcW w:type="dxa" w:w="1037"/>
+            <w:tcW w:type="dxa" w:w="1123"/>
           </w:tcPr>
           <w:p>
             <w:pPr>
@@ -9027,7 +9027,7 @@
         </w:tc>
         <w:tc>
           <w:tcPr>
-            <w:tcW w:type="dxa" w:w="6019"/>
+            <w:tcW w:type="dxa" w:w="5933"/>
           </w:tcPr>
           <w:p>
             <w:pPr>
@@ -9080,7 +9080,7 @@
         </w:tc>
         <w:tc>
           <w:tcPr>
-            <w:tcW w:type="dxa" w:w="1037"/>
+            <w:tcW w:type="dxa" w:w="1123"/>
           </w:tcPr>
           <w:p>
             <w:pPr>
@@ -9097,7 +9097,7 @@
         </w:tc>
         <w:tc>
           <w:tcPr>
-            <w:tcW w:type="dxa" w:w="6019"/>
+            <w:tcW w:type="dxa" w:w="5933"/>
           </w:tcPr>
           <w:p>
             <w:pPr>
@@ -9150,7 +9150,7 @@
         </w:tc>
         <w:tc>
           <w:tcPr>
-            <w:tcW w:type="dxa" w:w="1037"/>
+            <w:tcW w:type="dxa" w:w="1123"/>
           </w:tcPr>
           <w:p>
             <w:pPr>
@@ -9167,7 +9167,7 @@
         </w:tc>
         <w:tc>
           <w:tcPr>
-            <w:tcW w:type="dxa" w:w="6019"/>
+            <w:tcW w:type="dxa" w:w="5933"/>
           </w:tcPr>
           <w:p>
             <w:pPr>
@@ -9220,7 +9220,7 @@
         </w:tc>
         <w:tc>
           <w:tcPr>
-            <w:tcW w:type="dxa" w:w="1037"/>
+            <w:tcW w:type="dxa" w:w="1123"/>
           </w:tcPr>
           <w:p>
             <w:pPr>
@@ -9237,7 +9237,7 @@
         </w:tc>
         <w:tc>
           <w:tcPr>
-            <w:tcW w:type="dxa" w:w="6019"/>
+            <w:tcW w:type="dxa" w:w="5933"/>
           </w:tcPr>
           <w:p>
             <w:pPr>
@@ -9290,7 +9290,7 @@
         </w:tc>
         <w:tc>
           <w:tcPr>
-            <w:tcW w:type="dxa" w:w="1037"/>
+            <w:tcW w:type="dxa" w:w="1123"/>
           </w:tcPr>
           <w:p>
             <w:pPr>
@@ -9307,7 +9307,7 @@
         </w:tc>
         <w:tc>
           <w:tcPr>
-            <w:tcW w:type="dxa" w:w="6019"/>
+            <w:tcW w:type="dxa" w:w="5933"/>
           </w:tcPr>
           <w:p>
             <w:pPr>
@@ -9360,7 +9360,7 @@
         </w:tc>
         <w:tc>
           <w:tcPr>
-            <w:tcW w:type="dxa" w:w="1037"/>
+            <w:tcW w:type="dxa" w:w="1123"/>
           </w:tcPr>
           <w:p>
             <w:pPr>
@@ -9377,7 +9377,7 @@
         </w:tc>
         <w:tc>
           <w:tcPr>
-            <w:tcW w:type="dxa" w:w="6019"/>
+            <w:tcW w:type="dxa" w:w="5933"/>
           </w:tcPr>
           <w:p>
             <w:pPr>
@@ -9430,7 +9430,7 @@
         </w:tc>
         <w:tc>
           <w:tcPr>
-            <w:tcW w:type="dxa" w:w="1037"/>
+            <w:tcW w:type="dxa" w:w="1123"/>
           </w:tcPr>
           <w:p>
             <w:pPr>
@@ -9447,7 +9447,7 @@
         </w:tc>
         <w:tc>
           <w:tcPr>
-            <w:tcW w:type="dxa" w:w="6019"/>
+            <w:tcW w:type="dxa" w:w="5933"/>
           </w:tcPr>
           <w:p>
             <w:pPr>
@@ -9500,7 +9500,7 @@
         </w:tc>
         <w:tc>
           <w:tcPr>
-            <w:tcW w:type="dxa" w:w="1037"/>
+            <w:tcW w:type="dxa" w:w="1123"/>
           </w:tcPr>
           <w:p>
             <w:pPr>
@@ -9517,7 +9517,7 @@
         </w:tc>
         <w:tc>
           <w:tcPr>
-            <w:tcW w:type="dxa" w:w="6019"/>
+            <w:tcW w:type="dxa" w:w="5933"/>
           </w:tcPr>
           <w:p>
             <w:pPr>
@@ -9570,7 +9570,7 @@
         </w:tc>
         <w:tc>
           <w:tcPr>
-            <w:tcW w:type="dxa" w:w="1037"/>
+            <w:tcW w:type="dxa" w:w="1123"/>
           </w:tcPr>
           <w:p>
             <w:pPr>
@@ -9587,7 +9587,7 @@
         </w:tc>
         <w:tc>
           <w:tcPr>
-            <w:tcW w:type="dxa" w:w="6019"/>
+            <w:tcW w:type="dxa" w:w="5933"/>
           </w:tcPr>
           <w:p>
             <w:pPr>
@@ -9640,7 +9640,7 @@
         </w:tc>
         <w:tc>
           <w:tcPr>
-            <w:tcW w:type="dxa" w:w="1037"/>
+            <w:tcW w:type="dxa" w:w="1123"/>
           </w:tcPr>
           <w:p>
             <w:pPr>
@@ -9657,7 +9657,7 @@
         </w:tc>
         <w:tc>
           <w:tcPr>
-            <w:tcW w:type="dxa" w:w="6019"/>
+            <w:tcW w:type="dxa" w:w="5933"/>
           </w:tcPr>
           <w:p>
             <w:pPr>
@@ -9710,7 +9710,7 @@
         </w:tc>
         <w:tc>
           <w:tcPr>
-            <w:tcW w:type="dxa" w:w="1037"/>
+            <w:tcW w:type="dxa" w:w="1123"/>
           </w:tcPr>
           <w:p>
             <w:pPr>
@@ -9727,7 +9727,7 @@
         </w:tc>
         <w:tc>
           <w:tcPr>
-            <w:tcW w:type="dxa" w:w="6019"/>
+            <w:tcW w:type="dxa" w:w="5933"/>
           </w:tcPr>
           <w:p>
             <w:pPr>
@@ -9780,7 +9780,7 @@
         </w:tc>
         <w:tc>
           <w:tcPr>
-            <w:tcW w:type="dxa" w:w="1037"/>
+            <w:tcW w:type="dxa" w:w="1123"/>
           </w:tcPr>
           <w:p>
             <w:pPr>
@@ -9797,7 +9797,7 @@
         </w:tc>
         <w:tc>
           <w:tcPr>
-            <w:tcW w:type="dxa" w:w="6019"/>
+            <w:tcW w:type="dxa" w:w="5933"/>
           </w:tcPr>
           <w:p>
             <w:pPr>
@@ -9850,7 +9850,7 @@
         </w:tc>
         <w:tc>
           <w:tcPr>
-            <w:tcW w:type="dxa" w:w="1037"/>
+            <w:tcW w:type="dxa" w:w="1123"/>
           </w:tcPr>
           <w:p>
             <w:pPr>
@@ -9867,7 +9867,7 @@
         </w:tc>
         <w:tc>
           <w:tcPr>
-            <w:tcW w:type="dxa" w:w="6019"/>
+            <w:tcW w:type="dxa" w:w="5933"/>
           </w:tcPr>
           <w:p>
             <w:pPr>
@@ -9920,7 +9920,7 @@
         </w:tc>
         <w:tc>
           <w:tcPr>
-            <w:tcW w:type="dxa" w:w="1037"/>
+            <w:tcW w:type="dxa" w:w="1123"/>
           </w:tcPr>
           <w:p>
             <w:pPr>
@@ -9937,7 +9937,7 @@
         </w:tc>
         <w:tc>
           <w:tcPr>
-            <w:tcW w:type="dxa" w:w="6019"/>
+            <w:tcW w:type="dxa" w:w="5933"/>
           </w:tcPr>
           <w:p>
             <w:pPr>
@@ -9990,7 +9990,7 @@
         </w:tc>
         <w:tc>
           <w:tcPr>
-            <w:tcW w:type="dxa" w:w="1037"/>
+            <w:tcW w:type="dxa" w:w="1123"/>
           </w:tcPr>
           <w:p>
             <w:pPr>
@@ -10007,7 +10007,7 @@
         </w:tc>
         <w:tc>
           <w:tcPr>
-            <w:tcW w:type="dxa" w:w="6019"/>
+            <w:tcW w:type="dxa" w:w="5933"/>
           </w:tcPr>
           <w:p>
             <w:pPr>
@@ -10060,7 +10060,7 @@
         </w:tc>
         <w:tc>
           <w:tcPr>
-            <w:tcW w:type="dxa" w:w="1037"/>
+            <w:tcW w:type="dxa" w:w="1123"/>
           </w:tcPr>
           <w:p>
             <w:pPr>
@@ -10077,7 +10077,7 @@
         </w:tc>
         <w:tc>
           <w:tcPr>
-            <w:tcW w:type="dxa" w:w="6019"/>
+            <w:tcW w:type="dxa" w:w="5933"/>
           </w:tcPr>
           <w:p>
             <w:pPr>
@@ -10130,7 +10130,7 @@
         </w:tc>
         <w:tc>
           <w:tcPr>
-            <w:tcW w:type="dxa" w:w="1037"/>
+            <w:tcW w:type="dxa" w:w="1123"/>
           </w:tcPr>
           <w:p>
             <w:pPr>
@@ -10147,7 +10147,7 @@
         </w:tc>
         <w:tc>
           <w:tcPr>
-            <w:tcW w:type="dxa" w:w="6019"/>
+            <w:tcW w:type="dxa" w:w="5933"/>
           </w:tcPr>
           <w:p>
             <w:pPr>
@@ -10200,7 +10200,7 @@
         </w:tc>
         <w:tc>
           <w:tcPr>
-            <w:tcW w:type="dxa" w:w="1037"/>
+            <w:tcW w:type="dxa" w:w="1123"/>
           </w:tcPr>
           <w:p>
             <w:pPr>
@@ -10217,7 +10217,7 @@
         </w:tc>
         <w:tc>
           <w:tcPr>
-            <w:tcW w:type="dxa" w:w="6019"/>
+            <w:tcW w:type="dxa" w:w="5933"/>
           </w:tcPr>
           <w:p>
             <w:pPr>
@@ -10270,7 +10270,7 @@
         </w:tc>
         <w:tc>
           <w:tcPr>
-            <w:tcW w:type="dxa" w:w="1037"/>
+            <w:tcW w:type="dxa" w:w="1123"/>
           </w:tcPr>
           <w:p>
             <w:pPr>
@@ -10287,7 +10287,7 @@
         </w:tc>
         <w:tc>
           <w:tcPr>
-            <w:tcW w:type="dxa" w:w="6019"/>
+            <w:tcW w:type="dxa" w:w="5933"/>
           </w:tcPr>
           <w:p>
             <w:pPr>
@@ -10340,7 +10340,7 @@
         </w:tc>
         <w:tc>
           <w:tcPr>
-            <w:tcW w:type="dxa" w:w="1037"/>
+            <w:tcW w:type="dxa" w:w="1123"/>
           </w:tcPr>
           <w:p>
             <w:pPr>
@@ -10357,7 +10357,7 @@
         </w:tc>
         <w:tc>
           <w:tcPr>
-            <w:tcW w:type="dxa" w:w="6019"/>
+            <w:tcW w:type="dxa" w:w="5933"/>
           </w:tcPr>
           <w:p>
             <w:pPr>
@@ -10410,7 +10410,7 @@
         </w:tc>
         <w:tc>
           <w:tcPr>
-            <w:tcW w:type="dxa" w:w="1037"/>
+            <w:tcW w:type="dxa" w:w="1123"/>
           </w:tcPr>
           <w:p>
             <w:pPr>
@@ -10427,7 +10427,7 @@
         </w:tc>
         <w:tc>
           <w:tcPr>
-            <w:tcW w:type="dxa" w:w="6019"/>
+            <w:tcW w:type="dxa" w:w="5933"/>
           </w:tcPr>
           <w:p>
             <w:pPr>
@@ -10480,7 +10480,7 @@
         </w:tc>
         <w:tc>
           <w:tcPr>
-            <w:tcW w:type="dxa" w:w="1037"/>
+            <w:tcW w:type="dxa" w:w="1123"/>
           </w:tcPr>
           <w:p>
             <w:pPr>
@@ -10497,7 +10497,7 @@
         </w:tc>
         <w:tc>
           <w:tcPr>
-            <w:tcW w:type="dxa" w:w="6019"/>
+            <w:tcW w:type="dxa" w:w="5933"/>
           </w:tcPr>
           <w:p>
             <w:pPr>
@@ -10550,7 +10550,7 @@
         </w:tc>
         <w:tc>
           <w:tcPr>
-            <w:tcW w:type="dxa" w:w="1037"/>
+            <w:tcW w:type="dxa" w:w="1123"/>
           </w:tcPr>
           <w:p>
             <w:pPr>
@@ -10567,7 +10567,7 @@
         </w:tc>
         <w:tc>
           <w:tcPr>
-            <w:tcW w:type="dxa" w:w="6019"/>
+            <w:tcW w:type="dxa" w:w="5933"/>
           </w:tcPr>
           <w:p>
             <w:pPr>
@@ -10620,7 +10620,7 @@
         </w:tc>
         <w:tc>
           <w:tcPr>
-            <w:tcW w:type="dxa" w:w="1037"/>
+            <w:tcW w:type="dxa" w:w="1123"/>
           </w:tcPr>
           <w:p>
             <w:pPr>
@@ -10637,7 +10637,7 @@
         </w:tc>
         <w:tc>
           <w:tcPr>
-            <w:tcW w:type="dxa" w:w="6019"/>
+            <w:tcW w:type="dxa" w:w="5933"/>
           </w:tcPr>
           <w:p>
             <w:pPr>
@@ -10690,7 +10690,7 @@
         </w:tc>
         <w:tc>
           <w:tcPr>
-            <w:tcW w:type="dxa" w:w="1037"/>
+            <w:tcW w:type="dxa" w:w="1123"/>
           </w:tcPr>
           <w:p>
             <w:pPr>
@@ -10707,7 +10707,7 @@
         </w:tc>
         <w:tc>
           <w:tcPr>
-            <w:tcW w:type="dxa" w:w="6019"/>
+            <w:tcW w:type="dxa" w:w="5933"/>
           </w:tcPr>
           <w:p>
             <w:pPr>
@@ -10760,7 +10760,7 @@
         </w:tc>
         <w:tc>
           <w:tcPr>
-            <w:tcW w:type="dxa" w:w="1037"/>
+            <w:tcW w:type="dxa" w:w="1123"/>
           </w:tcPr>
           <w:p>
             <w:pPr>
@@ -10777,7 +10777,7 @@
         </w:tc>
         <w:tc>
           <w:tcPr>
-            <w:tcW w:type="dxa" w:w="6019"/>
+            <w:tcW w:type="dxa" w:w="5933"/>
           </w:tcPr>
           <w:p>
             <w:pPr>
@@ -10830,7 +10830,7 @@
         </w:tc>
         <w:tc>
           <w:tcPr>
-            <w:tcW w:type="dxa" w:w="1037"/>
+            <w:tcW w:type="dxa" w:w="1123"/>
           </w:tcPr>
           <w:p>
             <w:pPr>
@@ -10847,7 +10847,7 @@
         </w:tc>
         <w:tc>
           <w:tcPr>
-            <w:tcW w:type="dxa" w:w="6019"/>
+            <w:tcW w:type="dxa" w:w="5933"/>
           </w:tcPr>
           <w:p>
             <w:pPr>
@@ -10900,7 +10900,7 @@
         </w:tc>
         <w:tc>
           <w:tcPr>
-            <w:tcW w:type="dxa" w:w="1037"/>
+            <w:tcW w:type="dxa" w:w="1123"/>
           </w:tcPr>
           <w:p>
             <w:pPr>
@@ -10917,7 +10917,7 @@
         </w:tc>
         <w:tc>
           <w:tcPr>
-            <w:tcW w:type="dxa" w:w="6019"/>
+            <w:tcW w:type="dxa" w:w="5933"/>
           </w:tcPr>
           <w:p>
             <w:pPr>
@@ -10970,7 +10970,7 @@
         </w:tc>
         <w:tc>
           <w:tcPr>
-            <w:tcW w:type="dxa" w:w="1037"/>
+            <w:tcW w:type="dxa" w:w="1123"/>
           </w:tcPr>
           <w:p>
             <w:pPr>
@@ -10987,7 +10987,7 @@
         </w:tc>
         <w:tc>
           <w:tcPr>
-            <w:tcW w:type="dxa" w:w="6019"/>
+            <w:tcW w:type="dxa" w:w="5933"/>
           </w:tcPr>
           <w:p>
             <w:pPr>
@@ -11040,7 +11040,7 @@
         </w:tc>
         <w:tc>
           <w:tcPr>
-            <w:tcW w:type="dxa" w:w="1037"/>
+            <w:tcW w:type="dxa" w:w="1123"/>
           </w:tcPr>
           <w:p>
             <w:pPr>
@@ -11057,7 +11057,7 @@
         </w:tc>
         <w:tc>
           <w:tcPr>
-            <w:tcW w:type="dxa" w:w="6019"/>
+            <w:tcW w:type="dxa" w:w="5933"/>
           </w:tcPr>
           <w:p>
             <w:pPr>
@@ -11110,7 +11110,7 @@
         </w:tc>
         <w:tc>
           <w:tcPr>
-            <w:tcW w:type="dxa" w:w="1037"/>
+            <w:tcW w:type="dxa" w:w="1123"/>
           </w:tcPr>
           <w:p>
             <w:pPr>
@@ -11127,7 +11127,7 @@
         </w:tc>
         <w:tc>
           <w:tcPr>
-            <w:tcW w:type="dxa" w:w="6019"/>
+            <w:tcW w:type="dxa" w:w="5933"/>
           </w:tcPr>
           <w:p>
             <w:pPr>
@@ -11180,7 +11180,7 @@
         </w:tc>
         <w:tc>
           <w:tcPr>
-            <w:tcW w:type="dxa" w:w="1037"/>
+            <w:tcW w:type="dxa" w:w="1123"/>
           </w:tcPr>
           <w:p>
             <w:pPr>
@@ -11197,7 +11197,7 @@
         </w:tc>
         <w:tc>
           <w:tcPr>
-            <w:tcW w:type="dxa" w:w="6019"/>
+            <w:tcW w:type="dxa" w:w="5933"/>
           </w:tcPr>
           <w:p>
             <w:pPr>
@@ -11250,7 +11250,7 @@
         </w:tc>
         <w:tc>
           <w:tcPr>
-            <w:tcW w:type="dxa" w:w="1037"/>
+            <w:tcW w:type="dxa" w:w="1123"/>
           </w:tcPr>
           <w:p>
             <w:pPr>
@@ -11267,7 +11267,7 @@
         </w:tc>
         <w:tc>
           <w:tcPr>
-            <w:tcW w:type="dxa" w:w="6019"/>
+            <w:tcW w:type="dxa" w:w="5933"/>
           </w:tcPr>
           <w:p>
             <w:pPr>
@@ -11320,7 +11320,7 @@
         </w:tc>
         <w:tc>
           <w:tcPr>
-            <w:tcW w:type="dxa" w:w="1037"/>
+            <w:tcW w:type="dxa" w:w="1123"/>
           </w:tcPr>
           <w:p>
             <w:pPr>
@@ -11337,7 +11337,7 @@
         </w:tc>
         <w:tc>
           <w:tcPr>
-            <w:tcW w:type="dxa" w:w="6019"/>
+            <w:tcW w:type="dxa" w:w="5933"/>
           </w:tcPr>
           <w:p>
             <w:pPr>
@@ -11390,7 +11390,7 @@
         </w:tc>
         <w:tc>
           <w:tcPr>
-            <w:tcW w:type="dxa" w:w="1037"/>
+            <w:tcW w:type="dxa" w:w="1123"/>
           </w:tcPr>
           <w:p>
             <w:pPr>
@@ -11407,7 +11407,7 @@
         </w:tc>
         <w:tc>
           <w:tcPr>
-            <w:tcW w:type="dxa" w:w="6019"/>
+            <w:tcW w:type="dxa" w:w="5933"/>
           </w:tcPr>
           <w:p>
             <w:pPr>
@@ -11460,7 +11460,7 @@
         </w:tc>
         <w:tc>
           <w:tcPr>
-            <w:tcW w:type="dxa" w:w="1037"/>
+            <w:tcW w:type="dxa" w:w="1123"/>
           </w:tcPr>
           <w:p>
             <w:pPr>
@@ -11477,7 +11477,7 @@
         </w:tc>
         <w:tc>
           <w:tcPr>
-            <w:tcW w:type="dxa" w:w="6019"/>
+            <w:tcW w:type="dxa" w:w="5933"/>
           </w:tcPr>
           <w:p>
             <w:pPr>
@@ -11538,8 +11538,8 @@
       <w:tblGrid>
         <w:gridCol w:w="1656"/>
         <w:gridCol w:w="1368"/>
-        <w:gridCol w:w="1037"/>
-        <w:gridCol w:w="6019"/>
+        <w:gridCol w:w="1123"/>
+        <w:gridCol w:w="5933"/>
       </w:tblGrid>
       <w:tr>
         <w:tc>
@@ -11582,7 +11582,7 @@
         </w:tc>
         <w:tc>
           <w:tcPr>
-            <w:tcW w:type="dxa" w:w="1037"/>
+            <w:tcW w:type="dxa" w:w="1123"/>
             <w:shd w:val="clear" w:color="auto" w:fill="EAF0EE"/>
           </w:tcPr>
           <w:p>
@@ -11601,7 +11601,7 @@
         </w:tc>
         <w:tc>
           <w:tcPr>
-            <w:tcW w:type="dxa" w:w="6019"/>
+            <w:tcW w:type="dxa" w:w="5933"/>
             <w:shd w:val="clear" w:color="auto" w:fill="EAF0EE"/>
           </w:tcPr>
           <w:p>
@@ -11656,7 +11656,7 @@
         </w:tc>
         <w:tc>
           <w:tcPr>
-            <w:tcW w:type="dxa" w:w="1037"/>
+            <w:tcW w:type="dxa" w:w="1123"/>
           </w:tcPr>
           <w:p>
             <w:pPr>
@@ -11673,7 +11673,7 @@
         </w:tc>
         <w:tc>
           <w:tcPr>
-            <w:tcW w:type="dxa" w:w="6019"/>
+            <w:tcW w:type="dxa" w:w="5933"/>
           </w:tcPr>
           <w:p>
             <w:pPr>
@@ -11726,7 +11726,7 @@
         </w:tc>
         <w:tc>
           <w:tcPr>
-            <w:tcW w:type="dxa" w:w="1037"/>
+            <w:tcW w:type="dxa" w:w="1123"/>
           </w:tcPr>
           <w:p>
             <w:pPr>
@@ -11743,7 +11743,7 @@
         </w:tc>
         <w:tc>
           <w:tcPr>
-            <w:tcW w:type="dxa" w:w="6019"/>
+            <w:tcW w:type="dxa" w:w="5933"/>
           </w:tcPr>
           <w:p>
             <w:pPr>
@@ -11796,7 +11796,7 @@
         </w:tc>
         <w:tc>
           <w:tcPr>
-            <w:tcW w:type="dxa" w:w="1037"/>
+            <w:tcW w:type="dxa" w:w="1123"/>
           </w:tcPr>
           <w:p>
             <w:pPr>
@@ -11813,7 +11813,7 @@
         </w:tc>
         <w:tc>
           <w:tcPr>
-            <w:tcW w:type="dxa" w:w="6019"/>
+            <w:tcW w:type="dxa" w:w="5933"/>
           </w:tcPr>
           <w:p>
             <w:pPr>
@@ -11866,7 +11866,7 @@
         </w:tc>
         <w:tc>
           <w:tcPr>
-            <w:tcW w:type="dxa" w:w="1037"/>
+            <w:tcW w:type="dxa" w:w="1123"/>
           </w:tcPr>
           <w:p>
             <w:pPr>
@@ -11883,7 +11883,7 @@
         </w:tc>
         <w:tc>
           <w:tcPr>
-            <w:tcW w:type="dxa" w:w="6019"/>
+            <w:tcW w:type="dxa" w:w="5933"/>
           </w:tcPr>
           <w:p>
             <w:pPr>
@@ -11936,7 +11936,7 @@
         </w:tc>
         <w:tc>
           <w:tcPr>
-            <w:tcW w:type="dxa" w:w="1037"/>
+            <w:tcW w:type="dxa" w:w="1123"/>
           </w:tcPr>
           <w:p>
             <w:pPr>
@@ -11953,7 +11953,7 @@
         </w:tc>
         <w:tc>
           <w:tcPr>
-            <w:tcW w:type="dxa" w:w="6019"/>
+            <w:tcW w:type="dxa" w:w="5933"/>
           </w:tcPr>
           <w:p>
             <w:pPr>
@@ -12006,7 +12006,7 @@
         </w:tc>
         <w:tc>
           <w:tcPr>
-            <w:tcW w:type="dxa" w:w="1037"/>
+            <w:tcW w:type="dxa" w:w="1123"/>
           </w:tcPr>
           <w:p>
             <w:pPr>
@@ -12023,7 +12023,7 @@
         </w:tc>
         <w:tc>
           <w:tcPr>
-            <w:tcW w:type="dxa" w:w="6019"/>
+            <w:tcW w:type="dxa" w:w="5933"/>
           </w:tcPr>
           <w:p>
             <w:pPr>
@@ -12076,7 +12076,7 @@
         </w:tc>
         <w:tc>
           <w:tcPr>
-            <w:tcW w:type="dxa" w:w="1037"/>
+            <w:tcW w:type="dxa" w:w="1123"/>
           </w:tcPr>
           <w:p>
             <w:pPr>
@@ -12093,7 +12093,7 @@
         </w:tc>
         <w:tc>
           <w:tcPr>
-            <w:tcW w:type="dxa" w:w="6019"/>
+            <w:tcW w:type="dxa" w:w="5933"/>
           </w:tcPr>
           <w:p>
             <w:pPr>
@@ -12146,7 +12146,7 @@
         </w:tc>
         <w:tc>
           <w:tcPr>
-            <w:tcW w:type="dxa" w:w="1037"/>
+            <w:tcW w:type="dxa" w:w="1123"/>
           </w:tcPr>
           <w:p>
             <w:pPr>
@@ -12163,7 +12163,7 @@
         </w:tc>
         <w:tc>
           <w:tcPr>
-            <w:tcW w:type="dxa" w:w="6019"/>
+            <w:tcW w:type="dxa" w:w="5933"/>
           </w:tcPr>
           <w:p>
             <w:pPr>
@@ -12216,7 +12216,7 @@
         </w:tc>
         <w:tc>
           <w:tcPr>
-            <w:tcW w:type="dxa" w:w="1037"/>
+            <w:tcW w:type="dxa" w:w="1123"/>
           </w:tcPr>
           <w:p>
             <w:pPr>
@@ -12233,7 +12233,7 @@
         </w:tc>
         <w:tc>
           <w:tcPr>
-            <w:tcW w:type="dxa" w:w="6019"/>
+            <w:tcW w:type="dxa" w:w="5933"/>
           </w:tcPr>
           <w:p>
             <w:pPr>
@@ -12294,8 +12294,8 @@
       <w:tblGrid>
         <w:gridCol w:w="1656"/>
         <w:gridCol w:w="1368"/>
-        <w:gridCol w:w="1037"/>
-        <w:gridCol w:w="6019"/>
+        <w:gridCol w:w="1123"/>
+        <w:gridCol w:w="5933"/>
       </w:tblGrid>
       <w:tr>
         <w:tc>
@@ -12338,7 +12338,7 @@
         </w:tc>
         <w:tc>
           <w:tcPr>
-            <w:tcW w:type="dxa" w:w="1037"/>
+            <w:tcW w:type="dxa" w:w="1123"/>
             <w:shd w:val="clear" w:color="auto" w:fill="EAF0EE"/>
           </w:tcPr>
           <w:p>
@@ -12357,7 +12357,7 @@
         </w:tc>
         <w:tc>
           <w:tcPr>
-            <w:tcW w:type="dxa" w:w="6019"/>
+            <w:tcW w:type="dxa" w:w="5933"/>
             <w:shd w:val="clear" w:color="auto" w:fill="EAF0EE"/>
           </w:tcPr>
           <w:p>
@@ -12412,7 +12412,7 @@
         </w:tc>
         <w:tc>
           <w:tcPr>
-            <w:tcW w:type="dxa" w:w="1037"/>
+            <w:tcW w:type="dxa" w:w="1123"/>
           </w:tcPr>
           <w:p>
             <w:pPr>
@@ -12429,7 +12429,7 @@
         </w:tc>
         <w:tc>
           <w:tcPr>
-            <w:tcW w:type="dxa" w:w="6019"/>
+            <w:tcW w:type="dxa" w:w="5933"/>
           </w:tcPr>
           <w:p>
             <w:pPr>
@@ -12482,7 +12482,7 @@
         </w:tc>
         <w:tc>
           <w:tcPr>
-            <w:tcW w:type="dxa" w:w="1037"/>
+            <w:tcW w:type="dxa" w:w="1123"/>
           </w:tcPr>
           <w:p>
             <w:pPr>
@@ -12499,7 +12499,7 @@
         </w:tc>
         <w:tc>
           <w:tcPr>
-            <w:tcW w:type="dxa" w:w="6019"/>
+            <w:tcW w:type="dxa" w:w="5933"/>
           </w:tcPr>
           <w:p>
             <w:pPr>
@@ -12552,7 +12552,7 @@
         </w:tc>
         <w:tc>
           <w:tcPr>
-            <w:tcW w:type="dxa" w:w="1037"/>
+            <w:tcW w:type="dxa" w:w="1123"/>
           </w:tcPr>
           <w:p>
             <w:pPr>
@@ -12569,7 +12569,7 @@
         </w:tc>
         <w:tc>
           <w:tcPr>
-            <w:tcW w:type="dxa" w:w="6019"/>
+            <w:tcW w:type="dxa" w:w="5933"/>
           </w:tcPr>
           <w:p>
             <w:pPr>
@@ -12622,7 +12622,7 @@
         </w:tc>
         <w:tc>
           <w:tcPr>
-            <w:tcW w:type="dxa" w:w="1037"/>
+            <w:tcW w:type="dxa" w:w="1123"/>
           </w:tcPr>
           <w:p>
             <w:pPr>
@@ -12639,7 +12639,7 @@
         </w:tc>
         <w:tc>
           <w:tcPr>
-            <w:tcW w:type="dxa" w:w="6019"/>
+            <w:tcW w:type="dxa" w:w="5933"/>
           </w:tcPr>
           <w:p>
             <w:pPr>
@@ -12692,7 +12692,7 @@
         </w:tc>
         <w:tc>
           <w:tcPr>
-            <w:tcW w:type="dxa" w:w="1037"/>
+            <w:tcW w:type="dxa" w:w="1123"/>
           </w:tcPr>
           <w:p>
             <w:pPr>
@@ -12709,7 +12709,7 @@
         </w:tc>
         <w:tc>
           <w:tcPr>
-            <w:tcW w:type="dxa" w:w="6019"/>
+            <w:tcW w:type="dxa" w:w="5933"/>
           </w:tcPr>
           <w:p>
             <w:pPr>
@@ -12762,7 +12762,7 @@
         </w:tc>
         <w:tc>
           <w:tcPr>
-            <w:tcW w:type="dxa" w:w="1037"/>
+            <w:tcW w:type="dxa" w:w="1123"/>
           </w:tcPr>
           <w:p>
             <w:pPr>
@@ -12779,7 +12779,7 @@
         </w:tc>
         <w:tc>
           <w:tcPr>
-            <w:tcW w:type="dxa" w:w="6019"/>
+            <w:tcW w:type="dxa" w:w="5933"/>
           </w:tcPr>
           <w:p>
             <w:pPr>
@@ -12832,7 +12832,7 @@
         </w:tc>
         <w:tc>
           <w:tcPr>
-            <w:tcW w:type="dxa" w:w="1037"/>
+            <w:tcW w:type="dxa" w:w="1123"/>
           </w:tcPr>
           <w:p>
             <w:pPr>
@@ -12849,7 +12849,7 @@
         </w:tc>
         <w:tc>
           <w:tcPr>
-            <w:tcW w:type="dxa" w:w="6019"/>
+            <w:tcW w:type="dxa" w:w="5933"/>
           </w:tcPr>
           <w:p>
             <w:pPr>
@@ -12902,7 +12902,7 @@
         </w:tc>
         <w:tc>
           <w:tcPr>
-            <w:tcW w:type="dxa" w:w="1037"/>
+            <w:tcW w:type="dxa" w:w="1123"/>
           </w:tcPr>
           <w:p>
             <w:pPr>
@@ -12919,7 +12919,7 @@
         </w:tc>
         <w:tc>
           <w:tcPr>
-            <w:tcW w:type="dxa" w:w="6019"/>
+            <w:tcW w:type="dxa" w:w="5933"/>
           </w:tcPr>
           <w:p>
             <w:pPr>
@@ -12972,7 +12972,7 @@
         </w:tc>
         <w:tc>
           <w:tcPr>
-            <w:tcW w:type="dxa" w:w="1037"/>
+            <w:tcW w:type="dxa" w:w="1123"/>
           </w:tcPr>
           <w:p>
             <w:pPr>
@@ -12989,7 +12989,7 @@
         </w:tc>
         <w:tc>
           <w:tcPr>
-            <w:tcW w:type="dxa" w:w="6019"/>
+            <w:tcW w:type="dxa" w:w="5933"/>
           </w:tcPr>
           <w:p>
             <w:pPr>
@@ -13042,7 +13042,7 @@
         </w:tc>
         <w:tc>
           <w:tcPr>
-            <w:tcW w:type="dxa" w:w="1037"/>
+            <w:tcW w:type="dxa" w:w="1123"/>
           </w:tcPr>
           <w:p>
             <w:pPr>
@@ -13059,7 +13059,7 @@
         </w:tc>
         <w:tc>
           <w:tcPr>
-            <w:tcW w:type="dxa" w:w="6019"/>
+            <w:tcW w:type="dxa" w:w="5933"/>
           </w:tcPr>
           <w:p>
             <w:pPr>
@@ -13112,7 +13112,7 @@
         </w:tc>
         <w:tc>
           <w:tcPr>
-            <w:tcW w:type="dxa" w:w="1037"/>
+            <w:tcW w:type="dxa" w:w="1123"/>
           </w:tcPr>
           <w:p>
             <w:pPr>
@@ -13129,7 +13129,7 @@
         </w:tc>
         <w:tc>
           <w:tcPr>
-            <w:tcW w:type="dxa" w:w="6019"/>
+            <w:tcW w:type="dxa" w:w="5933"/>
           </w:tcPr>
           <w:p>
             <w:pPr>
@@ -13182,7 +13182,7 @@
         </w:tc>
         <w:tc>
           <w:tcPr>
-            <w:tcW w:type="dxa" w:w="1037"/>
+            <w:tcW w:type="dxa" w:w="1123"/>
           </w:tcPr>
           <w:p>
             <w:pPr>
@@ -13199,7 +13199,7 @@
         </w:tc>
         <w:tc>
           <w:tcPr>
-            <w:tcW w:type="dxa" w:w="6019"/>
+            <w:tcW w:type="dxa" w:w="5933"/>
           </w:tcPr>
           <w:p>
             <w:pPr>
@@ -13252,7 +13252,7 @@
         </w:tc>
         <w:tc>
           <w:tcPr>
-            <w:tcW w:type="dxa" w:w="1037"/>
+            <w:tcW w:type="dxa" w:w="1123"/>
           </w:tcPr>
           <w:p>
             <w:pPr>
@@ -13269,7 +13269,7 @@
         </w:tc>
         <w:tc>
           <w:tcPr>
-            <w:tcW w:type="dxa" w:w="6019"/>
+            <w:tcW w:type="dxa" w:w="5933"/>
           </w:tcPr>
           <w:p>
             <w:pPr>
@@ -13322,7 +13322,7 @@
         </w:tc>
         <w:tc>
           <w:tcPr>
-            <w:tcW w:type="dxa" w:w="1037"/>
+            <w:tcW w:type="dxa" w:w="1123"/>
           </w:tcPr>
           <w:p>
             <w:pPr>
@@ -13339,7 +13339,7 @@
         </w:tc>
         <w:tc>
           <w:tcPr>
-            <w:tcW w:type="dxa" w:w="6019"/>
+            <w:tcW w:type="dxa" w:w="5933"/>
           </w:tcPr>
           <w:p>
             <w:pPr>
@@ -13392,7 +13392,7 @@
         </w:tc>
         <w:tc>
           <w:tcPr>
-            <w:tcW w:type="dxa" w:w="1037"/>
+            <w:tcW w:type="dxa" w:w="1123"/>
           </w:tcPr>
           <w:p>
             <w:pPr>
@@ -13409,7 +13409,7 @@
         </w:tc>
         <w:tc>
           <w:tcPr>
-            <w:tcW w:type="dxa" w:w="6019"/>
+            <w:tcW w:type="dxa" w:w="5933"/>
           </w:tcPr>
           <w:p>
             <w:pPr>
@@ -13462,7 +13462,7 @@
         </w:tc>
         <w:tc>
           <w:tcPr>
-            <w:tcW w:type="dxa" w:w="1037"/>
+            <w:tcW w:type="dxa" w:w="1123"/>
           </w:tcPr>
           <w:p>
             <w:pPr>
@@ -13479,7 +13479,7 @@
         </w:tc>
         <w:tc>
           <w:tcPr>
-            <w:tcW w:type="dxa" w:w="6019"/>
+            <w:tcW w:type="dxa" w:w="5933"/>
           </w:tcPr>
           <w:p>
             <w:pPr>
@@ -13532,7 +13532,7 @@
         </w:tc>
         <w:tc>
           <w:tcPr>
-            <w:tcW w:type="dxa" w:w="1037"/>
+            <w:tcW w:type="dxa" w:w="1123"/>
           </w:tcPr>
           <w:p>
             <w:pPr>
@@ -13549,7 +13549,7 @@
         </w:tc>
         <w:tc>
           <w:tcPr>
-            <w:tcW w:type="dxa" w:w="6019"/>
+            <w:tcW w:type="dxa" w:w="5933"/>
           </w:tcPr>
           <w:p>
             <w:pPr>
@@ -13602,7 +13602,7 @@
         </w:tc>
         <w:tc>
           <w:tcPr>
-            <w:tcW w:type="dxa" w:w="1037"/>
+            <w:tcW w:type="dxa" w:w="1123"/>
           </w:tcPr>
           <w:p>
             <w:pPr>
@@ -13619,7 +13619,7 @@
         </w:tc>
         <w:tc>
           <w:tcPr>
-            <w:tcW w:type="dxa" w:w="6019"/>
+            <w:tcW w:type="dxa" w:w="5933"/>
           </w:tcPr>
           <w:p>
             <w:pPr>
@@ -13672,7 +13672,7 @@
         </w:tc>
         <w:tc>
           <w:tcPr>
-            <w:tcW w:type="dxa" w:w="1037"/>
+            <w:tcW w:type="dxa" w:w="1123"/>
           </w:tcPr>
           <w:p>
             <w:pPr>
@@ -13689,7 +13689,7 @@
         </w:tc>
         <w:tc>
           <w:tcPr>
-            <w:tcW w:type="dxa" w:w="6019"/>
+            <w:tcW w:type="dxa" w:w="5933"/>
           </w:tcPr>
           <w:p>
             <w:pPr>
@@ -13742,7 +13742,7 @@
         </w:tc>
         <w:tc>
           <w:tcPr>
-            <w:tcW w:type="dxa" w:w="1037"/>
+            <w:tcW w:type="dxa" w:w="1123"/>
           </w:tcPr>
           <w:p>
             <w:pPr>
@@ -13759,7 +13759,7 @@
         </w:tc>
         <w:tc>
           <w:tcPr>
-            <w:tcW w:type="dxa" w:w="6019"/>
+            <w:tcW w:type="dxa" w:w="5933"/>
           </w:tcPr>
           <w:p>
             <w:pPr>
@@ -13812,7 +13812,7 @@
         </w:tc>
         <w:tc>
           <w:tcPr>
-            <w:tcW w:type="dxa" w:w="1037"/>
+            <w:tcW w:type="dxa" w:w="1123"/>
           </w:tcPr>
           <w:p>
             <w:pPr>
@@ -13829,7 +13829,7 @@
         </w:tc>
         <w:tc>
           <w:tcPr>
-            <w:tcW w:type="dxa" w:w="6019"/>
+            <w:tcW w:type="dxa" w:w="5933"/>
           </w:tcPr>
           <w:p>
             <w:pPr>
@@ -13882,7 +13882,7 @@
         </w:tc>
         <w:tc>
           <w:tcPr>
-            <w:tcW w:type="dxa" w:w="1037"/>
+            <w:tcW w:type="dxa" w:w="1123"/>
           </w:tcPr>
           <w:p>
             <w:pPr>
@@ -13899,7 +13899,7 @@
         </w:tc>
         <w:tc>
           <w:tcPr>
-            <w:tcW w:type="dxa" w:w="6019"/>
+            <w:tcW w:type="dxa" w:w="5933"/>
           </w:tcPr>
           <w:p>
             <w:pPr>
@@ -13952,7 +13952,7 @@
         </w:tc>
         <w:tc>
           <w:tcPr>
-            <w:tcW w:type="dxa" w:w="1037"/>
+            <w:tcW w:type="dxa" w:w="1123"/>
           </w:tcPr>
           <w:p>
             <w:pPr>
@@ -13969,7 +13969,7 @@
         </w:tc>
         <w:tc>
           <w:tcPr>
-            <w:tcW w:type="dxa" w:w="6019"/>
+            <w:tcW w:type="dxa" w:w="5933"/>
           </w:tcPr>
           <w:p>
             <w:pPr>
@@ -14022,7 +14022,7 @@
         </w:tc>
         <w:tc>
           <w:tcPr>
-            <w:tcW w:type="dxa" w:w="1037"/>
+            <w:tcW w:type="dxa" w:w="1123"/>
           </w:tcPr>
           <w:p>
             <w:pPr>
@@ -14039,7 +14039,7 @@
         </w:tc>
         <w:tc>
           <w:tcPr>
-            <w:tcW w:type="dxa" w:w="6019"/>
+            <w:tcW w:type="dxa" w:w="5933"/>
           </w:tcPr>
           <w:p>
             <w:pPr>
@@ -14092,7 +14092,7 @@
         </w:tc>
         <w:tc>
           <w:tcPr>
-            <w:tcW w:type="dxa" w:w="1037"/>
+            <w:tcW w:type="dxa" w:w="1123"/>
           </w:tcPr>
           <w:p>
             <w:pPr>
@@ -14109,7 +14109,7 @@
         </w:tc>
         <w:tc>
           <w:tcPr>
-            <w:tcW w:type="dxa" w:w="6019"/>
+            <w:tcW w:type="dxa" w:w="5933"/>
           </w:tcPr>
           <w:p>
             <w:pPr>
@@ -14162,7 +14162,7 @@
         </w:tc>
         <w:tc>
           <w:tcPr>
-            <w:tcW w:type="dxa" w:w="1037"/>
+            <w:tcW w:type="dxa" w:w="1123"/>
           </w:tcPr>
           <w:p>
             <w:pPr>
@@ -14179,7 +14179,7 @@
         </w:tc>
         <w:tc>
           <w:tcPr>
-            <w:tcW w:type="dxa" w:w="6019"/>
+            <w:tcW w:type="dxa" w:w="5933"/>
           </w:tcPr>
           <w:p>
             <w:pPr>
@@ -14232,7 +14232,7 @@
         </w:tc>
         <w:tc>
           <w:tcPr>
-            <w:tcW w:type="dxa" w:w="1037"/>
+            <w:tcW w:type="dxa" w:w="1123"/>
           </w:tcPr>
           <w:p>
             <w:pPr>
@@ -14249,7 +14249,7 @@
         </w:tc>
         <w:tc>
           <w:tcPr>
-            <w:tcW w:type="dxa" w:w="6019"/>
+            <w:tcW w:type="dxa" w:w="5933"/>
           </w:tcPr>
           <w:p>
             <w:pPr>
@@ -14302,7 +14302,7 @@
         </w:tc>
         <w:tc>
           <w:tcPr>
-            <w:tcW w:type="dxa" w:w="1037"/>
+            <w:tcW w:type="dxa" w:w="1123"/>
           </w:tcPr>
           <w:p>
             <w:pPr>
@@ -14319,7 +14319,7 @@
         </w:tc>
         <w:tc>
           <w:tcPr>
-            <w:tcW w:type="dxa" w:w="6019"/>
+            <w:tcW w:type="dxa" w:w="5933"/>
           </w:tcPr>
           <w:p>
             <w:pPr>

--- a/engine/swdy_study/SWDY_Bibliography_09-09-2026.docx
+++ b/engine/swdy_study/SWDY_Bibliography_09-09-2026.docx
@@ -1374,7 +1374,7 @@
           <w:color w:val="1C3A36"/>
           <w:sz w:val="22"/>
         </w:rPr>
-        <w:t>Company layer — 143 inputs</w:t>
+        <w:t>Company layer — 149 inputs</w:t>
       </w:r>
     </w:p>
     <w:tbl>
@@ -8339,6 +8339,426 @@
                 <w:sz w:val="15"/>
               </w:rPr>
               <w:t>Audited FY2025 consolidated financial statements, note 39: employees' share in profit (estimated) — 11.96% of the 17,330.244990 attributable to owners. The reported EPS of 7.13 is struck on the 15,257.140146 that remains, over a weighted-average 2,139,355,716 shares (issued 2,140,777,876 less 1,422,160 ESOP shares issued not granted)</w:t>
+            </w:r>
+          </w:p>
+        </w:tc>
+      </w:tr>
+      <w:tr>
+        <w:tc>
+          <w:tcPr>
+            <w:tcW w:type="dxa" w:w="1656"/>
+          </w:tcPr>
+          <w:p>
+            <w:pPr>
+              <w:spacing w:after="20"/>
+            </w:pPr>
+            <w:r>
+              <w:rPr>
+                <w:color w:val="1C3A36"/>
+                <w:sz w:val="15"/>
+              </w:rPr>
+              <w:t>salaries cogs fy25</w:t>
+            </w:r>
+          </w:p>
+        </w:tc>
+        <w:tc>
+          <w:tcPr>
+            <w:tcW w:type="dxa" w:w="1368"/>
+          </w:tcPr>
+          <w:p>
+            <w:pPr>
+              <w:spacing w:after="20"/>
+            </w:pPr>
+            <w:r>
+              <w:rPr>
+                <w:color w:val="1C3A36"/>
+                <w:sz w:val="15"/>
+              </w:rPr>
+              <w:t>12,646.9</w:t>
+            </w:r>
+          </w:p>
+        </w:tc>
+        <w:tc>
+          <w:tcPr>
+            <w:tcW w:type="dxa" w:w="1123"/>
+          </w:tcPr>
+          <w:p>
+            <w:pPr>
+              <w:spacing w:after="20"/>
+            </w:pPr>
+            <w:r>
+              <w:rPr>
+                <w:color w:val="1C3A36"/>
+                <w:sz w:val="15"/>
+              </w:rPr>
+              <w:t>2026-03-01</w:t>
+            </w:r>
+          </w:p>
+        </w:tc>
+        <w:tc>
+          <w:tcPr>
+            <w:tcW w:type="dxa" w:w="5933"/>
+          </w:tcPr>
+          <w:p>
+            <w:pPr>
+              <w:spacing w:after="20"/>
+            </w:pPr>
+            <w:r>
+              <w:rPr>
+                <w:color w:val="1C3A36"/>
+                <w:sz w:val="15"/>
+              </w:rPr>
+              <w:t>FY2025 audited financial statements, cost of sales note: 'Salaries and its equivalents'</w:t>
+            </w:r>
+          </w:p>
+        </w:tc>
+      </w:tr>
+      <w:tr>
+        <w:tc>
+          <w:tcPr>
+            <w:tcW w:type="dxa" w:w="1656"/>
+          </w:tcPr>
+          <w:p>
+            <w:pPr>
+              <w:spacing w:after="20"/>
+            </w:pPr>
+            <w:r>
+              <w:rPr>
+                <w:color w:val="1C3A36"/>
+                <w:sz w:val="15"/>
+              </w:rPr>
+              <w:t>salaries selling fy25</w:t>
+            </w:r>
+          </w:p>
+        </w:tc>
+        <w:tc>
+          <w:tcPr>
+            <w:tcW w:type="dxa" w:w="1368"/>
+          </w:tcPr>
+          <w:p>
+            <w:pPr>
+              <w:spacing w:after="20"/>
+            </w:pPr>
+            <w:r>
+              <w:rPr>
+                <w:color w:val="1C3A36"/>
+                <w:sz w:val="15"/>
+              </w:rPr>
+              <w:t>1,588.1</w:t>
+            </w:r>
+          </w:p>
+        </w:tc>
+        <w:tc>
+          <w:tcPr>
+            <w:tcW w:type="dxa" w:w="1123"/>
+          </w:tcPr>
+          <w:p>
+            <w:pPr>
+              <w:spacing w:after="20"/>
+            </w:pPr>
+            <w:r>
+              <w:rPr>
+                <w:color w:val="1C3A36"/>
+                <w:sz w:val="15"/>
+              </w:rPr>
+              <w:t>2026-03-01</w:t>
+            </w:r>
+          </w:p>
+        </w:tc>
+        <w:tc>
+          <w:tcPr>
+            <w:tcW w:type="dxa" w:w="5933"/>
+          </w:tcPr>
+          <w:p>
+            <w:pPr>
+              <w:spacing w:after="20"/>
+            </w:pPr>
+            <w:r>
+              <w:rPr>
+                <w:color w:val="1C3A36"/>
+                <w:sz w:val="15"/>
+              </w:rPr>
+              <w:t>FY2025 audited financial statements, selling and distribution note: 'Salaries and its equivalents'</w:t>
+            </w:r>
+          </w:p>
+        </w:tc>
+      </w:tr>
+      <w:tr>
+        <w:tc>
+          <w:tcPr>
+            <w:tcW w:type="dxa" w:w="1656"/>
+          </w:tcPr>
+          <w:p>
+            <w:pPr>
+              <w:spacing w:after="20"/>
+            </w:pPr>
+            <w:r>
+              <w:rPr>
+                <w:color w:val="1C3A36"/>
+                <w:sz w:val="15"/>
+              </w:rPr>
+              <w:t>salaries admin fy25</w:t>
+            </w:r>
+          </w:p>
+        </w:tc>
+        <w:tc>
+          <w:tcPr>
+            <w:tcW w:type="dxa" w:w="1368"/>
+          </w:tcPr>
+          <w:p>
+            <w:pPr>
+              <w:spacing w:after="20"/>
+            </w:pPr>
+            <w:r>
+              <w:rPr>
+                <w:color w:val="1C3A36"/>
+                <w:sz w:val="15"/>
+              </w:rPr>
+              <w:t>4,670.8</w:t>
+            </w:r>
+          </w:p>
+        </w:tc>
+        <w:tc>
+          <w:tcPr>
+            <w:tcW w:type="dxa" w:w="1123"/>
+          </w:tcPr>
+          <w:p>
+            <w:pPr>
+              <w:spacing w:after="20"/>
+            </w:pPr>
+            <w:r>
+              <w:rPr>
+                <w:color w:val="1C3A36"/>
+                <w:sz w:val="15"/>
+              </w:rPr>
+              <w:t>2026-03-01</w:t>
+            </w:r>
+          </w:p>
+        </w:tc>
+        <w:tc>
+          <w:tcPr>
+            <w:tcW w:type="dxa" w:w="5933"/>
+          </w:tcPr>
+          <w:p>
+            <w:pPr>
+              <w:spacing w:after="20"/>
+            </w:pPr>
+            <w:r>
+              <w:rPr>
+                <w:color w:val="1C3A36"/>
+                <w:sz w:val="15"/>
+              </w:rPr>
+              <w:t>FY2025 audited financial statements, general and administrative note: 'Salaries and its equivalents'</w:t>
+            </w:r>
+          </w:p>
+        </w:tc>
+      </w:tr>
+      <w:tr>
+        <w:tc>
+          <w:tcPr>
+            <w:tcW w:type="dxa" w:w="1656"/>
+          </w:tcPr>
+          <w:p>
+            <w:pPr>
+              <w:spacing w:after="20"/>
+            </w:pPr>
+            <w:r>
+              <w:rPr>
+                <w:color w:val="1C3A36"/>
+                <w:sz w:val="15"/>
+              </w:rPr>
+              <w:t>salaries cogs fy24</w:t>
+            </w:r>
+          </w:p>
+        </w:tc>
+        <w:tc>
+          <w:tcPr>
+            <w:tcW w:type="dxa" w:w="1368"/>
+          </w:tcPr>
+          <w:p>
+            <w:pPr>
+              <w:spacing w:after="20"/>
+            </w:pPr>
+            <w:r>
+              <w:rPr>
+                <w:color w:val="1C3A36"/>
+                <w:sz w:val="15"/>
+              </w:rPr>
+              <w:t>7,898.9</w:t>
+            </w:r>
+          </w:p>
+        </w:tc>
+        <w:tc>
+          <w:tcPr>
+            <w:tcW w:type="dxa" w:w="1123"/>
+          </w:tcPr>
+          <w:p>
+            <w:pPr>
+              <w:spacing w:after="20"/>
+            </w:pPr>
+            <w:r>
+              <w:rPr>
+                <w:color w:val="1C3A36"/>
+                <w:sz w:val="15"/>
+              </w:rPr>
+              <w:t>2026-03-01</w:t>
+            </w:r>
+          </w:p>
+        </w:tc>
+        <w:tc>
+          <w:tcPr>
+            <w:tcW w:type="dxa" w:w="5933"/>
+          </w:tcPr>
+          <w:p>
+            <w:pPr>
+              <w:spacing w:after="20"/>
+            </w:pPr>
+            <w:r>
+              <w:rPr>
+                <w:color w:val="1C3A36"/>
+                <w:sz w:val="15"/>
+              </w:rPr>
+              <w:t>FY2025 audited financial statements, cost of sales note, FY2024 comparative</w:t>
+            </w:r>
+          </w:p>
+        </w:tc>
+      </w:tr>
+      <w:tr>
+        <w:tc>
+          <w:tcPr>
+            <w:tcW w:type="dxa" w:w="1656"/>
+          </w:tcPr>
+          <w:p>
+            <w:pPr>
+              <w:spacing w:after="20"/>
+            </w:pPr>
+            <w:r>
+              <w:rPr>
+                <w:color w:val="1C3A36"/>
+                <w:sz w:val="15"/>
+              </w:rPr>
+              <w:t>salaries selling fy24</w:t>
+            </w:r>
+          </w:p>
+        </w:tc>
+        <w:tc>
+          <w:tcPr>
+            <w:tcW w:type="dxa" w:w="1368"/>
+          </w:tcPr>
+          <w:p>
+            <w:pPr>
+              <w:spacing w:after="20"/>
+            </w:pPr>
+            <w:r>
+              <w:rPr>
+                <w:color w:val="1C3A36"/>
+                <w:sz w:val="15"/>
+              </w:rPr>
+              <w:t>1,216.0</w:t>
+            </w:r>
+          </w:p>
+        </w:tc>
+        <w:tc>
+          <w:tcPr>
+            <w:tcW w:type="dxa" w:w="1123"/>
+          </w:tcPr>
+          <w:p>
+            <w:pPr>
+              <w:spacing w:after="20"/>
+            </w:pPr>
+            <w:r>
+              <w:rPr>
+                <w:color w:val="1C3A36"/>
+                <w:sz w:val="15"/>
+              </w:rPr>
+              <w:t>2026-03-01</w:t>
+            </w:r>
+          </w:p>
+        </w:tc>
+        <w:tc>
+          <w:tcPr>
+            <w:tcW w:type="dxa" w:w="5933"/>
+          </w:tcPr>
+          <w:p>
+            <w:pPr>
+              <w:spacing w:after="20"/>
+            </w:pPr>
+            <w:r>
+              <w:rPr>
+                <w:color w:val="1C3A36"/>
+                <w:sz w:val="15"/>
+              </w:rPr>
+              <w:t>FY2025 audited financial statements, selling and distribution note, FY2024 comparative</w:t>
+            </w:r>
+          </w:p>
+        </w:tc>
+      </w:tr>
+      <w:tr>
+        <w:tc>
+          <w:tcPr>
+            <w:tcW w:type="dxa" w:w="1656"/>
+          </w:tcPr>
+          <w:p>
+            <w:pPr>
+              <w:spacing w:after="20"/>
+            </w:pPr>
+            <w:r>
+              <w:rPr>
+                <w:color w:val="1C3A36"/>
+                <w:sz w:val="15"/>
+              </w:rPr>
+              <w:t>salaries admin fy24</w:t>
+            </w:r>
+          </w:p>
+        </w:tc>
+        <w:tc>
+          <w:tcPr>
+            <w:tcW w:type="dxa" w:w="1368"/>
+          </w:tcPr>
+          <w:p>
+            <w:pPr>
+              <w:spacing w:after="20"/>
+            </w:pPr>
+            <w:r>
+              <w:rPr>
+                <w:color w:val="1C3A36"/>
+                <w:sz w:val="15"/>
+              </w:rPr>
+              <w:t>3,639.1</w:t>
+            </w:r>
+          </w:p>
+        </w:tc>
+        <w:tc>
+          <w:tcPr>
+            <w:tcW w:type="dxa" w:w="1123"/>
+          </w:tcPr>
+          <w:p>
+            <w:pPr>
+              <w:spacing w:after="20"/>
+            </w:pPr>
+            <w:r>
+              <w:rPr>
+                <w:color w:val="1C3A36"/>
+                <w:sz w:val="15"/>
+              </w:rPr>
+              <w:t>2026-03-01</w:t>
+            </w:r>
+          </w:p>
+        </w:tc>
+        <w:tc>
+          <w:tcPr>
+            <w:tcW w:type="dxa" w:w="5933"/>
+          </w:tcPr>
+          <w:p>
+            <w:pPr>
+              <w:spacing w:after="20"/>
+            </w:pPr>
+            <w:r>
+              <w:rPr>
+                <w:color w:val="1C3A36"/>
+                <w:sz w:val="15"/>
+              </w:rPr>
+              <w:t>FY2025 audited financial statements, general and administrative note, FY2024 comparative</w:t>
             </w:r>
           </w:p>
         </w:tc>
@@ -12650,7 +13070,7 @@
                 <w:color w:val="1C3A36"/>
                 <w:sz w:val="15"/>
               </w:rPr>
-              <w:t>Constructions segment revenue growth, tapering from the FY2025 disclosed rate of +28.3% (FY2024: +32.6%) toward a more sustainable long-run pace. No order book or backlog figure is disclosed in any of the audited filings or the Q1-2026 interim, so — unlike the previous build — this is NOT a burn-rate-on-a-backlog construction; it is a direct taper on the segment's own revenue history</w:t>
+              <w:t>Constructions segment revenue growth, tapering from the FY2025 disclosed rate of +28.3% (FY2024: +32.6%) toward a more sustainable long-run pace. No order book or backlog figure is disclosed in any of the AUDITED filings or the Q1-2026 interim -- but the ISSUER discloses one, in its own quarterly earnings releases, and this driver said for two editions that no such figure existed anywhere. The engineering and construction backlog runs EGP 196bn (Dec-24), 261, 276, 293 (Dec-25), 307 and 346bn at 30 June 2026, read off the Q2-2026 release; wires and cables 43.5bn and meters 8.8bn are disclosed beside it. The taper below is NOT built as a burn rate on that backlog and is not changed by it -- priced across its whole defensible range the taper is worth 0.17% of this study's gap to the market, because at a 9% segment margin against 20% working capital incremental Constructions revenue is very nearly free cash flow neutral. It is corrected because the sentence was false, not because the number moves [R-GAP-04]. So — unlike the previous build — this is NOT a burn-rate-on-a-backlog construction; it is a direct taper on the segment's own revenue history</w:t>
             </w:r>
           </w:p>
         </w:tc>

--- a/engine/swdy_study/SWDY_Bibliography_09-09-2026.docx
+++ b/engine/swdy_study/SWDY_Bibliography_09-09-2026.docx
@@ -1374,7 +1374,7 @@
           <w:color w:val="1C3A36"/>
           <w:sz w:val="22"/>
         </w:rPr>
-        <w:t>Company layer — 149 inputs</w:t>
+        <w:t>Company layer — 154 inputs</w:t>
       </w:r>
     </w:p>
     <w:tbl>
@@ -6098,7 +6098,7 @@
                 <w:color w:val="1C3A36"/>
                 <w:sz w:val="15"/>
               </w:rPr>
-              <w:t>Equity-accounted investees, carrying value, 31 Dec 2025 — the closing balance used in the valuation bridge (the anchor date is Aug-2026, so the FY2025 close is the most recent audited figure, not FY2024's)</w:t>
+              <w:t>Equity-accounted investees, carrying value, 31 Dec 2025 — the closing balance used in the valuation bridge (the anchor date is Aug-2026, so the FY2025 close is the most recent audited figure, not FY2024's). Note 20 names every investee and none is listed, so [R-BRIDGE-01] leaves book as the only route; the balance reconciles to the prior year through the disclosed 1,174.475 Senyar dividend and 135.317 of translation</w:t>
             </w:r>
           </w:p>
         </w:tc>
@@ -10107,7 +10107,7 @@
                 <w:color w:val="1C3A36"/>
                 <w:sz w:val="15"/>
               </w:rPr>
-              <w:t>foreign share fy25</w:t>
+              <w:t>fx hist</w:t>
             </w:r>
           </w:p>
         </w:tc>
@@ -10124,7 +10124,7 @@
                 <w:color w:val="1C3A36"/>
                 <w:sz w:val="15"/>
               </w:rPr>
-              <w:t>0.7</w:t>
+              <w:t>FY23: 30.59; FY24: 43.96; FY25: 47.69</w:t>
             </w:r>
           </w:p>
         </w:tc>
@@ -10158,7 +10158,7 @@
                 <w:color w:val="1C3A36"/>
                 <w:sz w:val="15"/>
               </w:rPr>
-              <w:t>'Over 70% of revenues generated abroad' (company commentary); the audited Note 5-2 geographic split gives Outside Egypt 40.7% of FY2025 revenue (114,461.030 / 281,049.082) — geography and hard-currency pricing are different questions, addressed explicitly below</w:t>
+              <w:t>Annual average USD/EGP, all three DISCLOSED by the issuer rather than estimated. FY2025 47.69 and FY2024 43.96 are note 44-3 of the FY2025 audited statements, 'significant foreign currency exchange rates during the year', average-rate columns; FY2023 30.59 is the FY2023 filing's own note 44-3-1. Revisions to 08-09-2026 typed 49.5 and 45.3 as house averages while the note sat in a filing this study already reads</w:t>
             </w:r>
           </w:p>
         </w:tc>
@@ -10177,6 +10177,76 @@
                 <w:color w:val="1C3A36"/>
                 <w:sz w:val="15"/>
               </w:rPr>
+              <w:t>foreign share fy25</w:t>
+            </w:r>
+          </w:p>
+        </w:tc>
+        <w:tc>
+          <w:tcPr>
+            <w:tcW w:type="dxa" w:w="1368"/>
+          </w:tcPr>
+          <w:p>
+            <w:pPr>
+              <w:spacing w:after="20"/>
+            </w:pPr>
+            <w:r>
+              <w:rPr>
+                <w:color w:val="1C3A36"/>
+                <w:sz w:val="15"/>
+              </w:rPr>
+              <w:t>0.7</w:t>
+            </w:r>
+          </w:p>
+        </w:tc>
+        <w:tc>
+          <w:tcPr>
+            <w:tcW w:type="dxa" w:w="1123"/>
+          </w:tcPr>
+          <w:p>
+            <w:pPr>
+              <w:spacing w:after="20"/>
+            </w:pPr>
+            <w:r>
+              <w:rPr>
+                <w:color w:val="1C3A36"/>
+                <w:sz w:val="15"/>
+              </w:rPr>
+              <w:t>2026-03-15</w:t>
+            </w:r>
+          </w:p>
+        </w:tc>
+        <w:tc>
+          <w:tcPr>
+            <w:tcW w:type="dxa" w:w="5933"/>
+          </w:tcPr>
+          <w:p>
+            <w:pPr>
+              <w:spacing w:after="20"/>
+            </w:pPr>
+            <w:r>
+              <w:rPr>
+                <w:color w:val="1C3A36"/>
+                <w:sz w:val="15"/>
+              </w:rPr>
+              <w:t>'Over 70% of revenues generated abroad' (company commentary); the audited Note 5-2 geographic split gives Outside Egypt 40.7% of FY2025 revenue (114,461.030 / 281,049.082) — geography and hard-currency pricing are different questions, addressed explicitly below</w:t>
+            </w:r>
+          </w:p>
+        </w:tc>
+      </w:tr>
+      <w:tr>
+        <w:tc>
+          <w:tcPr>
+            <w:tcW w:type="dxa" w:w="1656"/>
+          </w:tcPr>
+          <w:p>
+            <w:pPr>
+              <w:spacing w:after="20"/>
+            </w:pPr>
+            <w:r>
+              <w:rPr>
+                <w:color w:val="1C3A36"/>
+                <w:sz w:val="15"/>
+              </w:rPr>
               <w:t>fgn egp share fy25</w:t>
             </w:r>
           </w:p>
@@ -10229,6 +10299,286 @@
                 <w:sz w:val="15"/>
               </w:rPr>
               <w:t>Revenue earned OUTSIDE Egypt, FY2025, Note 5-2 (geographic disaggregation): 114,461.030219 / 281,049.081719 = 40.72%. This is the audited geographic split; the HARD-CURRENCY-LINKED share used in the currency-of-discounting alternative is derived separately below from the Cables segment's copper linkage, since a project executed abroad for a local utility is foreign revenue but not necessarily dollar-priced</w:t>
+            </w:r>
+          </w:p>
+        </w:tc>
+      </w:tr>
+      <w:tr>
+        <w:tc>
+          <w:tcPr>
+            <w:tcW w:type="dxa" w:w="1656"/>
+          </w:tcPr>
+          <w:p>
+            <w:pPr>
+              <w:spacing w:after="20"/>
+            </w:pPr>
+            <w:r>
+              <w:rPr>
+                <w:color w:val="1C3A36"/>
+                <w:sz w:val="15"/>
+              </w:rPr>
+              <w:t>capex h1 26</w:t>
+            </w:r>
+          </w:p>
+        </w:tc>
+        <w:tc>
+          <w:tcPr>
+            <w:tcW w:type="dxa" w:w="1368"/>
+          </w:tcPr>
+          <w:p>
+            <w:pPr>
+              <w:spacing w:after="20"/>
+            </w:pPr>
+            <w:r>
+              <w:rPr>
+                <w:color w:val="1C3A36"/>
+                <w:sz w:val="15"/>
+              </w:rPr>
+              <w:t>5,435.9</w:t>
+            </w:r>
+          </w:p>
+        </w:tc>
+        <w:tc>
+          <w:tcPr>
+            <w:tcW w:type="dxa" w:w="1123"/>
+          </w:tcPr>
+          <w:p>
+            <w:pPr>
+              <w:spacing w:after="20"/>
+            </w:pPr>
+            <w:r>
+              <w:rPr>
+                <w:color w:val="1C3A36"/>
+                <w:sz w:val="15"/>
+              </w:rPr>
+              <w:t>2026-06-30</w:t>
+            </w:r>
+          </w:p>
+        </w:tc>
+        <w:tc>
+          <w:tcPr>
+            <w:tcW w:type="dxa" w:w="5933"/>
+          </w:tcPr>
+          <w:p>
+            <w:pPr>
+              <w:spacing w:after="20"/>
+            </w:pPr>
+            <w:r>
+              <w:rPr>
+                <w:color w:val="1C3A36"/>
+                <w:sz w:val="15"/>
+              </w:rPr>
+              <w:t>Reviewed condensed interim consolidated financial statements for the six months ended 30 June 2026, El Sewedy Electric Company, approved for issuance by the board on 11 August 2026 (note 2-1), published on the company's own investor-relations portal at ir.elsewedyelectric.com, condensed interim consolidated statement of cash flows: 'Paid for acquisition of property, plant and equipment and projects under construction'</w:t>
+            </w:r>
+          </w:p>
+        </w:tc>
+      </w:tr>
+      <w:tr>
+        <w:tc>
+          <w:tcPr>
+            <w:tcW w:type="dxa" w:w="1656"/>
+          </w:tcPr>
+          <w:p>
+            <w:pPr>
+              <w:spacing w:after="20"/>
+            </w:pPr>
+            <w:r>
+              <w:rPr>
+                <w:color w:val="1C3A36"/>
+                <w:sz w:val="15"/>
+              </w:rPr>
+              <w:t>capex h1 25</w:t>
+            </w:r>
+          </w:p>
+        </w:tc>
+        <w:tc>
+          <w:tcPr>
+            <w:tcW w:type="dxa" w:w="1368"/>
+          </w:tcPr>
+          <w:p>
+            <w:pPr>
+              <w:spacing w:after="20"/>
+            </w:pPr>
+            <w:r>
+              <w:rPr>
+                <w:color w:val="1C3A36"/>
+                <w:sz w:val="15"/>
+              </w:rPr>
+              <w:t>5,386.8</w:t>
+            </w:r>
+          </w:p>
+        </w:tc>
+        <w:tc>
+          <w:tcPr>
+            <w:tcW w:type="dxa" w:w="1123"/>
+          </w:tcPr>
+          <w:p>
+            <w:pPr>
+              <w:spacing w:after="20"/>
+            </w:pPr>
+            <w:r>
+              <w:rPr>
+                <w:color w:val="1C3A36"/>
+                <w:sz w:val="15"/>
+              </w:rPr>
+              <w:t>2025-06-30</w:t>
+            </w:r>
+          </w:p>
+        </w:tc>
+        <w:tc>
+          <w:tcPr>
+            <w:tcW w:type="dxa" w:w="5933"/>
+          </w:tcPr>
+          <w:p>
+            <w:pPr>
+              <w:spacing w:after="20"/>
+            </w:pPr>
+            <w:r>
+              <w:rPr>
+                <w:color w:val="1C3A36"/>
+                <w:sz w:val="15"/>
+              </w:rPr>
+              <w:t>Reviewed condensed interim consolidated financial statements for the six months ended 30 June 2026, El Sewedy Electric Company, approved for issuance by the board on 11 August 2026 (note 2-1), published on the company's own investor-relations portal at ir.elsewedyelectric.com, same line, comparative column — and independently in the reviewed interim statements for the six months ended 30 June 2025, where it is the current-period figure. Two readings of one fact agreeing [R-ENF-03]</w:t>
+            </w:r>
+          </w:p>
+        </w:tc>
+      </w:tr>
+      <w:tr>
+        <w:tc>
+          <w:tcPr>
+            <w:tcW w:type="dxa" w:w="1656"/>
+          </w:tcPr>
+          <w:p>
+            <w:pPr>
+              <w:spacing w:after="20"/>
+            </w:pPr>
+            <w:r>
+              <w:rPr>
+                <w:color w:val="1C3A36"/>
+                <w:sz w:val="15"/>
+              </w:rPr>
+              <w:t>capex h1 24</w:t>
+            </w:r>
+          </w:p>
+        </w:tc>
+        <w:tc>
+          <w:tcPr>
+            <w:tcW w:type="dxa" w:w="1368"/>
+          </w:tcPr>
+          <w:p>
+            <w:pPr>
+              <w:spacing w:after="20"/>
+            </w:pPr>
+            <w:r>
+              <w:rPr>
+                <w:color w:val="1C3A36"/>
+                <w:sz w:val="15"/>
+              </w:rPr>
+              <w:t>4,595.5</w:t>
+            </w:r>
+          </w:p>
+        </w:tc>
+        <w:tc>
+          <w:tcPr>
+            <w:tcW w:type="dxa" w:w="1123"/>
+          </w:tcPr>
+          <w:p>
+            <w:pPr>
+              <w:spacing w:after="20"/>
+            </w:pPr>
+            <w:r>
+              <w:rPr>
+                <w:color w:val="1C3A36"/>
+                <w:sz w:val="15"/>
+              </w:rPr>
+              <w:t>2024-06-30</w:t>
+            </w:r>
+          </w:p>
+        </w:tc>
+        <w:tc>
+          <w:tcPr>
+            <w:tcW w:type="dxa" w:w="5933"/>
+          </w:tcPr>
+          <w:p>
+            <w:pPr>
+              <w:spacing w:after="20"/>
+            </w:pPr>
+            <w:r>
+              <w:rPr>
+                <w:color w:val="1C3A36"/>
+                <w:sz w:val="15"/>
+              </w:rPr>
+              <w:t>Reviewed condensed interim consolidated financial statements for the six months ended 30 June 2024, statement of cash flows, same line</w:t>
+            </w:r>
+          </w:p>
+        </w:tc>
+      </w:tr>
+      <w:tr>
+        <w:tc>
+          <w:tcPr>
+            <w:tcW w:type="dxa" w:w="1656"/>
+          </w:tcPr>
+          <w:p>
+            <w:pPr>
+              <w:spacing w:after="20"/>
+            </w:pPr>
+            <w:r>
+              <w:rPr>
+                <w:color w:val="1C3A36"/>
+                <w:sz w:val="15"/>
+              </w:rPr>
+              <w:t>capex h1 23</w:t>
+            </w:r>
+          </w:p>
+        </w:tc>
+        <w:tc>
+          <w:tcPr>
+            <w:tcW w:type="dxa" w:w="1368"/>
+          </w:tcPr>
+          <w:p>
+            <w:pPr>
+              <w:spacing w:after="20"/>
+            </w:pPr>
+            <w:r>
+              <w:rPr>
+                <w:color w:val="1C3A36"/>
+                <w:sz w:val="15"/>
+              </w:rPr>
+              <w:t>1,858.4</w:t>
+            </w:r>
+          </w:p>
+        </w:tc>
+        <w:tc>
+          <w:tcPr>
+            <w:tcW w:type="dxa" w:w="1123"/>
+          </w:tcPr>
+          <w:p>
+            <w:pPr>
+              <w:spacing w:after="20"/>
+            </w:pPr>
+            <w:r>
+              <w:rPr>
+                <w:color w:val="1C3A36"/>
+                <w:sz w:val="15"/>
+              </w:rPr>
+              <w:t>2023-06-30</w:t>
+            </w:r>
+          </w:p>
+        </w:tc>
+        <w:tc>
+          <w:tcPr>
+            <w:tcW w:type="dxa" w:w="5933"/>
+          </w:tcPr>
+          <w:p>
+            <w:pPr>
+              <w:spacing w:after="20"/>
+            </w:pPr>
+            <w:r>
+              <w:rPr>
+                <w:color w:val="1C3A36"/>
+                <w:sz w:val="15"/>
+              </w:rPr>
+              <w:t>Reviewed condensed interim consolidated financial statements for the six months ended 30 June 2024, same line, comparative column</w:t>
             </w:r>
           </w:p>
         </w:tc>
@@ -13420,7 +13770,7 @@
                 <w:color w:val="1C3A36"/>
                 <w:sz w:val="15"/>
               </w:rPr>
-              <w:t>Capex as a share of revenue, tapering from the FY2025 disclosed level of 4.7% (up from 3.1% FY2023 and 3.7% FY2024) toward a lower maintenance-plus-modest-capacity level as the current expansion cycle completes</w:t>
+              <w:t>THE RETIRED PATH, superseded 09-09-2026 and kept because the depth bar requires a displaced construction to be published beside the one that replaced it. It tapered from the FY2025 disclosed level of 4.7% (up from 3.1% FY2023 and 3.7% FY2024) toward a lower maintenance-plus-modest-capacity level as the expansion cycle completes — a House glide, on a story about the cycle, set before the reviewed half was read. The half measures the cycle directly: see capex_pct_measured below</w:t>
             </w:r>
           </w:p>
         </w:tc>

--- a/engine/swdy_study/SWDY_Bibliography_09-09-2026.docx
+++ b/engine/swdy_study/SWDY_Bibliography_09-09-2026.docx
@@ -14156,7 +14156,7 @@
                 <w:color w:val="1C3A36"/>
                 <w:sz w:val="15"/>
               </w:rPr>
-              <w:t>0.105</w:t>
+              <w:t>0.125</w:t>
             </w:r>
           </w:p>
         </w:tc>
@@ -14173,7 +14173,7 @@
                 <w:color w:val="1C3A36"/>
                 <w:sz w:val="15"/>
               </w:rPr>
-              <w:t>2026-08-05</w:t>
+              <w:t>2026-09-09</w:t>
             </w:r>
           </w:p>
         </w:tc>
@@ -14190,7 +14190,7 @@
                 <w:color w:val="1C3A36"/>
                 <w:sz w:val="15"/>
               </w:rPr>
-              <w:t>Terminal risk-free rate, norm-built: the CBE's own stated medium-term inflation target of 5% plus the standard ~5.5pp emerging-market real-rate convention. Never a raw historical average and never reverse-engineered from a price</w:t>
+              <w:t>Terminal risk-free rate, DERIVED from the house macro path as the inflation target in force plus the real-rate convention, never typed: 7.00% + 5.50% = 12.50%. Revisions to 08-09-2026 carried 10.50%, built on a 5% inflation this study chose for itself while the terminal growth line four rows above used the house 7% and said the house path was the only source of an inflation rate here. Never a raw historical average and never reverse-engineered from a price</w:t>
             </w:r>
           </w:p>
         </w:tc>

--- a/engine/swdy_study/SWDY_Bibliography_09-09-2026.docx
+++ b/engine/swdy_study/SWDY_Bibliography_09-09-2026.docx
@@ -1374,7 +1374,7 @@
           <w:color w:val="1C3A36"/>
           <w:sz w:val="22"/>
         </w:rPr>
-        <w:t>Company layer — 154 inputs</w:t>
+        <w:t>Company layer — 159 inputs</w:t>
       </w:r>
     </w:p>
     <w:tbl>
@@ -9197,7 +9197,7 @@
                 <w:color w:val="1C3A36"/>
                 <w:sz w:val="15"/>
               </w:rPr>
-              <w:t>seg profit h1 25</w:t>
+              <w:t>mgn fy25</w:t>
             </w:r>
           </w:p>
         </w:tc>
@@ -9214,7 +9214,7 @@
                 <w:color w:val="1C3A36"/>
                 <w:sz w:val="15"/>
               </w:rPr>
-              <w:t>cables: 10,749.2; construct: 3,115.5; elecprod: 3,636.8</w:t>
+              <w:t>0.1218</w:t>
             </w:r>
           </w:p>
         </w:tc>
@@ -9231,7 +9231,7 @@
                 <w:color w:val="1C3A36"/>
                 <w:sz w:val="15"/>
               </w:rPr>
-              <w:t>2026-08-11</w:t>
+              <w:t>2025-12-31</w:t>
             </w:r>
           </w:p>
         </w:tc>
@@ -9248,7 +9248,7 @@
                 <w:color w:val="1C3A36"/>
                 <w:sz w:val="15"/>
               </w:rPr>
-              <w:t>Reviewed condensed interim consolidated financial statements for the six months ended 30 June 2026, El Sewedy Electric Company, approved for issuance by the board on 11 August 2026 (note 2-1), published on the company's own investor-relations portal at ir.elsewedyelectric.com, note 16 H1-2025 comparative, segment profit — THE HALF THIS STUDY MUST COMPARE AGAINST, because FY2025's group margin of 12.18% sits well below H1-2025's 14.06%: this company's halves are not alike and a half-against-full-year comparison is a basis error</w:t>
+              <w:t>FY2025 group segment-profit margin, DERIVED: the three segments' note-16 profit less the disclosed unallocated item, over audited group revenue</w:t>
             </w:r>
           </w:p>
         </w:tc>
@@ -9267,7 +9267,7 @@
                 <w:color w:val="1C3A36"/>
                 <w:sz w:val="15"/>
               </w:rPr>
-              <w:t>h1 26 debt</w:t>
+              <w:t>mgn h1 25</w:t>
             </w:r>
           </w:p>
         </w:tc>
@@ -9284,7 +9284,7 @@
                 <w:color w:val="1C3A36"/>
                 <w:sz w:val="15"/>
               </w:rPr>
-              <w:t>84,005.2</w:t>
+              <w:t>0.1406</w:t>
             </w:r>
           </w:p>
         </w:tc>
@@ -9301,7 +9301,7 @@
                 <w:color w:val="1C3A36"/>
                 <w:sz w:val="15"/>
               </w:rPr>
-              <w:t>2026-08-11</w:t>
+              <w:t>2025-06-30</w:t>
             </w:r>
           </w:p>
         </w:tc>
@@ -9318,7 +9318,7 @@
                 <w:color w:val="1C3A36"/>
                 <w:sz w:val="15"/>
               </w:rPr>
-              <w:t>Reviewed condensed interim consolidated financial statements for the six months ended 30 June 2026, El Sewedy Electric Company, approved for issuance by the board on 11 August 2026 (note 2-1), published on the company's own investor-relations portal at ir.elsewedyelectric.com, condensed interim statement of financial position, note 31: loans and borrowings, non-current 8,072.452169 plus current 75,932.760330</w:t>
+              <w:t>H1-2025 group segment-profit margin, DERIVED the same way from the note-16 comparative half. It is 1.9 points ABOVE the full year, which is the whole basis of this study's refusal to anchor a full year on a half</w:t>
             </w:r>
           </w:p>
         </w:tc>
@@ -9337,7 +9337,7 @@
                 <w:color w:val="1C3A36"/>
                 <w:sz w:val="15"/>
               </w:rPr>
-              <w:t>h1 26 cash</w:t>
+              <w:t>seg profit h1 25</w:t>
             </w:r>
           </w:p>
         </w:tc>
@@ -9354,7 +9354,7 @@
                 <w:color w:val="1C3A36"/>
                 <w:sz w:val="15"/>
               </w:rPr>
-              <w:t>55,376.2</w:t>
+              <w:t>cables: 10,749.2; construct: 3,115.5; elecprod: 3,636.8</w:t>
             </w:r>
           </w:p>
         </w:tc>
@@ -9388,7 +9388,7 @@
                 <w:color w:val="1C3A36"/>
                 <w:sz w:val="15"/>
               </w:rPr>
-              <w:t>Reviewed condensed interim consolidated financial statements for the six months ended 30 June 2026, El Sewedy Electric Company, approved for issuance by the board on 11 August 2026 (note 2-1), published on the company's own investor-relations portal at ir.elsewedyelectric.com, note 28 cash and cash equivalents 52,775.664158 plus note 27 investments in debt securities at amortised cost 2,600.578354</w:t>
+              <w:t>Reviewed condensed interim consolidated financial statements for the six months ended 30 June 2026, El Sewedy Electric Company, approved for issuance by the board on 11 August 2026 (note 2-1), published on the company's own investor-relations portal at ir.elsewedyelectric.com, note 16 H1-2025 comparative, segment profit — THE HALF THIS STUDY MUST COMPARE AGAINST, because FY2025's group margin of 12.18% sits well below H1-2025's 14.06%: this company's halves are not alike and a half-against-full-year comparison is a basis error. Both figures are COMPUTED from the note-16 figures registered here and above rather than typed beside them — they were typed until 09-09-2026, and a figure in a delivered source string that the model does not produce is one prose_check cannot reconcile</w:t>
             </w:r>
           </w:p>
         </w:tc>
@@ -9407,7 +9407,7 @@
                 <w:color w:val="1C3A36"/>
                 <w:sz w:val="15"/>
               </w:rPr>
-              <w:t>h1 26 investees</w:t>
+              <w:t>h1 26 debt</w:t>
             </w:r>
           </w:p>
         </w:tc>
@@ -9424,7 +9424,7 @@
                 <w:color w:val="1C3A36"/>
                 <w:sz w:val="15"/>
               </w:rPr>
-              <w:t>7,119.6</w:t>
+              <w:t>84,005.2</w:t>
             </w:r>
           </w:p>
         </w:tc>
@@ -9458,7 +9458,7 @@
                 <w:color w:val="1C3A36"/>
                 <w:sz w:val="15"/>
               </w:rPr>
-              <w:t>Reviewed condensed interim consolidated financial statements for the six months ended 30 June 2026, El Sewedy Electric Company, approved for issuance by the board on 11 August 2026 (note 2-1), published on the company's own investor-relations portal at ir.elsewedyelectric.com, note 20: equity-accounted investees at carrying value (31-Dec-2025: 6,757.650507)</w:t>
+              <w:t>Reviewed condensed interim consolidated financial statements for the six months ended 30 June 2026, El Sewedy Electric Company, approved for issuance by the board on 11 August 2026 (note 2-1), published on the company's own investor-relations portal at ir.elsewedyelectric.com, condensed interim statement of financial position, note 31: loans and borrowings, non-current 8,072.452169 plus current 75,932.760330</w:t>
             </w:r>
           </w:p>
         </w:tc>
@@ -9477,7 +9477,7 @@
                 <w:color w:val="1C3A36"/>
                 <w:sz w:val="15"/>
               </w:rPr>
-              <w:t>h1 26 eq parent</w:t>
+              <w:t>h1 26 cash</w:t>
             </w:r>
           </w:p>
         </w:tc>
@@ -9494,7 +9494,7 @@
                 <w:color w:val="1C3A36"/>
                 <w:sz w:val="15"/>
               </w:rPr>
-              <w:t>70,347.3</w:t>
+              <w:t>55,376.2</w:t>
             </w:r>
           </w:p>
         </w:tc>
@@ -9528,7 +9528,7 @@
                 <w:color w:val="1C3A36"/>
                 <w:sz w:val="15"/>
               </w:rPr>
-              <w:t>Reviewed condensed interim consolidated financial statements for the six months ended 30 June 2026, El Sewedy Electric Company, approved for issuance by the board on 11 August 2026 (note 2-1), published on the company's own investor-relations portal at ir.elsewedyelectric.com, equity attributable to owners of the parent company (31-Dec-2025: 66,870.866550)</w:t>
+              <w:t>Reviewed condensed interim consolidated financial statements for the six months ended 30 June 2026, El Sewedy Electric Company, approved for issuance by the board on 11 August 2026 (note 2-1), published on the company's own investor-relations portal at ir.elsewedyelectric.com, note 28 cash and cash equivalents 52,775.664158 plus note 27 investments in debt securities at amortised cost 2,600.578354</w:t>
             </w:r>
           </w:p>
         </w:tc>
@@ -9547,7 +9547,7 @@
                 <w:color w:val="1C3A36"/>
                 <w:sz w:val="15"/>
               </w:rPr>
-              <w:t>h1 26 nci eq</w:t>
+              <w:t>h1 26 investees</w:t>
             </w:r>
           </w:p>
         </w:tc>
@@ -9564,7 +9564,7 @@
                 <w:color w:val="1C3A36"/>
                 <w:sz w:val="15"/>
               </w:rPr>
-              <w:t>5,677.3</w:t>
+              <w:t>7,119.6</w:t>
             </w:r>
           </w:p>
         </w:tc>
@@ -9598,7 +9598,7 @@
                 <w:color w:val="1C3A36"/>
                 <w:sz w:val="15"/>
               </w:rPr>
-              <w:t>Reviewed condensed interim consolidated financial statements for the six months ended 30 June 2026, El Sewedy Electric Company, approved for issuance by the board on 11 August 2026 (note 2-1), published on the company's own investor-relations portal at ir.elsewedyelectric.com, non-controlling interests — 7.47% of total equity of 76,024.598402, against the 9.7% value share this study's bridge deducts and 6.81% of the half's profit. The study's figure is conservative on all three readings</w:t>
+              <w:t>Reviewed condensed interim consolidated financial statements for the six months ended 30 June 2026, El Sewedy Electric Company, approved for issuance by the board on 11 August 2026 (note 2-1), published on the company's own investor-relations portal at ir.elsewedyelectric.com, note 20: equity-accounted investees at carrying value (31-Dec-2025: 6,757.650507)</w:t>
             </w:r>
           </w:p>
         </w:tc>
@@ -9617,7 +9617,7 @@
                 <w:color w:val="1C3A36"/>
                 <w:sz w:val="15"/>
               </w:rPr>
-              <w:t>seg rev hist</w:t>
+              <w:t>h1 26 eq parent</w:t>
             </w:r>
           </w:p>
         </w:tc>
@@ -9634,7 +9634,7 @@
                 <w:color w:val="1C3A36"/>
                 <w:sz w:val="15"/>
               </w:rPr>
-              <w:t>FY23: cables: 82,421.3; construct: 53,482.8; elecprod: 16,282.2; FY24: cables: 137,189.8; construct: 70,921.4; elecprod: 23,870.6; FY25: cables: 155,792.9; construct: 90,958.6; elecprod: 34,297.6</w:t>
+              <w:t>70,347.3</w:t>
             </w:r>
           </w:p>
         </w:tc>
@@ -9651,7 +9651,7 @@
                 <w:color w:val="1C3A36"/>
                 <w:sz w:val="15"/>
               </w:rPr>
-              <w:t>2026-03-15</w:t>
+              <w:t>2026-08-11</w:t>
             </w:r>
           </w:p>
         </w:tc>
@@ -9668,7 +9668,7 @@
                 <w:color w:val="1C3A36"/>
                 <w:sz w:val="15"/>
               </w:rPr>
-              <w:t>Revenue by product/service line, Note 5-3, all three audited financial statements. Sums EXACTLY to consolidated revenue in every year (152,186.247545 / 231,981.835577 / 281,049.081719). This REPLACES a seven-way sub-segment split (cables, raw material, engineering &amp; construction, transformers, meters, other electrical products, infrastructure investment) that does not appear in any of three years of audited filings</w:t>
+              <w:t>Reviewed condensed interim consolidated financial statements for the six months ended 30 June 2026, El Sewedy Electric Company, approved for issuance by the board on 11 August 2026 (note 2-1), published on the company's own investor-relations portal at ir.elsewedyelectric.com, equity attributable to owners of the parent company (31-Dec-2025: 66,870.866550)</w:t>
             </w:r>
           </w:p>
         </w:tc>
@@ -9687,7 +9687,7 @@
                 <w:color w:val="1C3A36"/>
                 <w:sz w:val="15"/>
               </w:rPr>
-              <w:t>seg profit hist</w:t>
+              <w:t>h1 26 nci eq</w:t>
             </w:r>
           </w:p>
         </w:tc>
@@ -9704,7 +9704,7 @@
                 <w:color w:val="1C3A36"/>
                 <w:sz w:val="15"/>
               </w:rPr>
-              <w:t>FY23: cables: 16,057.6; construct: 6,215.5; elecprod: 4,142.8; FY24: cables: 24,851.9; construct: 8,115.9; elecprod: 6,345.3; FY25: cables: 21,016.4; construct: 5,868.9; elecprod: 7,604.8</w:t>
+              <w:t>5,677.3</w:t>
             </w:r>
           </w:p>
         </w:tc>
@@ -9721,7 +9721,7 @@
                 <w:color w:val="1C3A36"/>
                 <w:sz w:val="15"/>
               </w:rPr>
-              <w:t>2026-03-15</w:t>
+              <w:t>2026-08-11</w:t>
             </w:r>
           </w:p>
         </w:tc>
@@ -9738,7 +9738,7 @@
                 <w:color w:val="1C3A36"/>
                 <w:sz w:val="15"/>
               </w:rPr>
-              <w:t>Segment profit by the same three segments, Note 16 (operating segments), all three audited financial statements — the inside-Egypt and outside-Egypt columns summed. This is computed on the segment note's OWN (pre-elimination) revenue base, which is larger than the Note 5-3 external-revenue view because it includes inter-segment sales (chiefly cable output consumed by the Constructions segment on turnkey projects); FY2025 also carries a disclosed unallocated/corporate item of -246.710877 not attributed to any segment. FY2023's three segments sum to 26,415.925233 against a disclosed total of 26,406.917233 (a 9.0 EGP thousand rounding residual in the filing's own inside/outside table, immaterial); FY2024 and FY2025 tie exactly</w:t>
+              <w:t>Reviewed condensed interim consolidated financial statements for the six months ended 30 June 2026, El Sewedy Electric Company, approved for issuance by the board on 11 August 2026 (note 2-1), published on the company's own investor-relations portal at ir.elsewedyelectric.com, non-controlling interests — 7.47% of total equity of 76,024.598402, against the 9.7% value share this study's bridge deducts and 6.81% of the half's profit. The study's figure is conservative on all three readings</w:t>
             </w:r>
           </w:p>
         </w:tc>
@@ -9757,7 +9757,7 @@
                 <w:color w:val="1C3A36"/>
                 <w:sz w:val="15"/>
               </w:rPr>
-              <w:t>corp load hist</w:t>
+              <w:t>seg rev hist</w:t>
             </w:r>
           </w:p>
         </w:tc>
@@ -9774,7 +9774,7 @@
                 <w:color w:val="1C3A36"/>
                 <w:sz w:val="15"/>
               </w:rPr>
-              <w:t>FY23: 0.057; FY24: 0.043; FY25: 0.0316</w:t>
+              <w:t>FY23: cables: 82,421.3; construct: 53,482.8; elecprod: 16,282.2; FY24: cables: 137,189.8; construct: 70,921.4; elecprod: 23,870.6; FY25: cables: 155,792.9; construct: 90,958.6; elecprod: 34,297.6</w:t>
             </w:r>
           </w:p>
         </w:tc>
@@ -9808,7 +9808,7 @@
                 <w:color w:val="1C3A36"/>
                 <w:sz w:val="15"/>
               </w:rPr>
-              <w:t>Net corporate cost load = (G&amp;A + net impairment on receivables + other expenses - other income) / revenue, computed from the audited income statements. This is the bridge from segment profit (Note 16) to consolidated operating profit and it reconciles EXACTLY in all three years: e.g. FY2025 segment profit 34,490.095562 less the -246.710877 unallocated/corporate item = 34,243.384685, less 3.163% x revenue 281,049.081719 = 25,354.225619 = the audited operating profit to the EGP. The load has been FALLING — operating leverage improving at the corporate level even as segment margins compressed</w:t>
+              <w:t>Revenue by product/service line, Note 5-3, all three audited financial statements. Sums EXACTLY to consolidated revenue in every year (152,186.247545 / 231,981.835577 / 281,049.081719). This REPLACES a seven-way sub-segment split (cables, raw material, engineering &amp; construction, transformers, meters, other electrical products, infrastructure investment) that does not appear in any of three years of audited filings</w:t>
             </w:r>
           </w:p>
         </w:tc>
@@ -9827,7 +9827,7 @@
                 <w:color w:val="1C3A36"/>
                 <w:sz w:val="15"/>
               </w:rPr>
-              <w:t>seg unalloc fy25</w:t>
+              <w:t>seg profit hist</w:t>
             </w:r>
           </w:p>
         </w:tc>
@@ -9844,7 +9844,7 @@
                 <w:color w:val="1C3A36"/>
                 <w:sz w:val="15"/>
               </w:rPr>
-              <w:t>-246.7</w:t>
+              <w:t>FY23: cables: 16,057.6; construct: 6,215.5; elecprod: 4,142.8; FY24: cables: 24,851.9; construct: 8,115.9; elecprod: 6,345.3; FY25: cables: 21,016.4; construct: 5,868.9; elecprod: 7,604.8</w:t>
             </w:r>
           </w:p>
         </w:tc>
@@ -9878,7 +9878,7 @@
                 <w:color w:val="1C3A36"/>
                 <w:sz w:val="15"/>
               </w:rPr>
-              <w:t>Unallocated/corporate segment item, Note 16, FY2025 audited financial statements — not attributed to any of the three segments; netted against the three segments' summed profit before the corporate-load bridge is applied. No equivalent unallocated item is disclosed for FY2023 or FY2024</w:t>
+              <w:t>Segment profit by the same three segments, Note 16 (operating segments), all three audited financial statements — the inside-Egypt and outside-Egypt columns summed. This is computed on the segment note's OWN (pre-elimination) revenue base, which is larger than the Note 5-3 external-revenue view because it includes inter-segment sales (chiefly cable output consumed by the Constructions segment on turnkey projects); FY2025 also carries a disclosed unallocated/corporate item of -246.710877 not attributed to any segment. FY2023's three segments sum to 26,415.925233 against a disclosed total of 26,406.917233 (a 9.0 EGP thousand rounding residual in the filing's own inside/outside table, immaterial); FY2024 and FY2025 tie exactly</w:t>
             </w:r>
           </w:p>
         </w:tc>
@@ -9897,7 +9897,7 @@
                 <w:color w:val="1C3A36"/>
                 <w:sz w:val="15"/>
               </w:rPr>
-              <w:t>dna pct hist</w:t>
+              <w:t>corp load hist</w:t>
             </w:r>
           </w:p>
         </w:tc>
@@ -9914,7 +9914,7 @@
                 <w:color w:val="1C3A36"/>
                 <w:sz w:val="15"/>
               </w:rPr>
-              <w:t>FY23: 0.0151; FY24: 0.0097; FY25: 0.0107</w:t>
+              <w:t>FY23: 0.057; FY24: 0.043; FY25: 0.0316</w:t>
             </w:r>
           </w:p>
         </w:tc>
@@ -9948,7 +9948,7 @@
                 <w:color w:val="1C3A36"/>
                 <w:sz w:val="15"/>
               </w:rPr>
-              <w:t>Depreciation and amortisation as a share of revenue, computed from the audited cash flow statements</w:t>
+              <w:t>Net corporate cost load = (G&amp;A + net impairment on receivables + other expenses - other income) / revenue, computed from the audited income statements. This is the bridge from segment profit (Note 16) to consolidated operating profit and it reconciles EXACTLY in all three years: e.g. FY2025 segment profit 34,490.095562 less the -246.710877 unallocated/corporate item = 34,243.384685, less 3.163% x revenue 281,049.081719 = 25,354.225619 = the audited operating profit to the EGP. The load has been FALLING — operating leverage improving at the corporate level even as segment margins compressed</w:t>
             </w:r>
           </w:p>
         </w:tc>
@@ -9967,7 +9967,7 @@
                 <w:color w:val="1C3A36"/>
                 <w:sz w:val="15"/>
               </w:rPr>
-              <w:t>capex pct hist</w:t>
+              <w:t>seg unalloc fy25</w:t>
             </w:r>
           </w:p>
         </w:tc>
@@ -9984,7 +9984,7 @@
                 <w:color w:val="1C3A36"/>
                 <w:sz w:val="15"/>
               </w:rPr>
-              <w:t>FY23: 0.0312; FY24: 0.0366; FY25: 0.0466</w:t>
+              <w:t>-246.7</w:t>
             </w:r>
           </w:p>
         </w:tc>
@@ -10018,7 +10018,7 @@
                 <w:color w:val="1C3A36"/>
                 <w:sz w:val="15"/>
               </w:rPr>
-              <w:t>Capital expenditure (cash paid for PP&amp;E and projects under construction, audited cash flow statements) as a share of revenue — a clear, rising capacity-investment cycle</w:t>
+              <w:t>Unallocated/corporate segment item, Note 16, FY2025 audited financial statements — not attributed to any of the three segments; netted against the three segments' summed profit before the corporate-load bridge is applied. No equivalent unallocated item is disclosed for FY2023 or FY2024</w:t>
             </w:r>
           </w:p>
         </w:tc>
@@ -10037,7 +10037,7 @@
                 <w:color w:val="1C3A36"/>
                 <w:sz w:val="15"/>
               </w:rPr>
-              <w:t>nwc pct hist</w:t>
+              <w:t>dna pct hist</w:t>
             </w:r>
           </w:p>
         </w:tc>
@@ -10054,7 +10054,7 @@
                 <w:color w:val="1C3A36"/>
                 <w:sz w:val="15"/>
               </w:rPr>
-              <w:t>FY23: 0.2409; FY24: 0.2306; FY25: 0.1987</w:t>
+              <w:t>FY23: 0.0151; FY24: 0.0097; FY25: 0.0107</w:t>
             </w:r>
           </w:p>
         </w:tc>
@@ -10088,7 +10088,7 @@
                 <w:color w:val="1C3A36"/>
                 <w:sz w:val="15"/>
               </w:rPr>
-              <w:t>Net working capital (inventories + contract assets + trade and other receivables, current, LESS trade and other payables LESS contract liabilities; industrial real-estate-development land holdings excluded as a separate quasi-investment item) as a share of revenue, computed from the audited balance sheets. FY2025 shows a genuine, disclosed IMPROVEMENT in working-capital intensity, not an assumption</w:t>
+              <w:t>Depreciation and amortisation as a share of revenue, computed from the audited cash flow statements</w:t>
             </w:r>
           </w:p>
         </w:tc>
@@ -10107,7 +10107,7 @@
                 <w:color w:val="1C3A36"/>
                 <w:sz w:val="15"/>
               </w:rPr>
-              <w:t>fx hist</w:t>
+              <w:t>capex pct hist</w:t>
             </w:r>
           </w:p>
         </w:tc>
@@ -10124,7 +10124,7 @@
                 <w:color w:val="1C3A36"/>
                 <w:sz w:val="15"/>
               </w:rPr>
-              <w:t>FY23: 30.59; FY24: 43.96; FY25: 47.69</w:t>
+              <w:t>FY23: 0.0312; FY24: 0.0366; FY25: 0.0466</w:t>
             </w:r>
           </w:p>
         </w:tc>
@@ -10158,7 +10158,7 @@
                 <w:color w:val="1C3A36"/>
                 <w:sz w:val="15"/>
               </w:rPr>
-              <w:t>Annual average USD/EGP, all three DISCLOSED by the issuer rather than estimated. FY2025 47.69 and FY2024 43.96 are note 44-3 of the FY2025 audited statements, 'significant foreign currency exchange rates during the year', average-rate columns; FY2023 30.59 is the FY2023 filing's own note 44-3-1. Revisions to 08-09-2026 typed 49.5 and 45.3 as house averages while the note sat in a filing this study already reads</w:t>
+              <w:t>Capital expenditure (cash paid for PP&amp;E and projects under construction, audited cash flow statements) as a share of revenue — a clear, rising capacity-investment cycle</w:t>
             </w:r>
           </w:p>
         </w:tc>
@@ -10177,7 +10177,7 @@
                 <w:color w:val="1C3A36"/>
                 <w:sz w:val="15"/>
               </w:rPr>
-              <w:t>foreign share fy25</w:t>
+              <w:t>nwc pct hist</w:t>
             </w:r>
           </w:p>
         </w:tc>
@@ -10194,7 +10194,7 @@
                 <w:color w:val="1C3A36"/>
                 <w:sz w:val="15"/>
               </w:rPr>
-              <w:t>0.7</w:t>
+              <w:t>FY23: 0.2409; FY24: 0.2306; FY25: 0.1987</w:t>
             </w:r>
           </w:p>
         </w:tc>
@@ -10228,7 +10228,7 @@
                 <w:color w:val="1C3A36"/>
                 <w:sz w:val="15"/>
               </w:rPr>
-              <w:t>'Over 70% of revenues generated abroad' (company commentary); the audited Note 5-2 geographic split gives Outside Egypt 40.7% of FY2025 revenue (114,461.030 / 281,049.082) — geography and hard-currency pricing are different questions, addressed explicitly below</w:t>
+              <w:t>Net working capital (inventories + contract assets + trade and other receivables, current, LESS trade and other payables LESS contract liabilities; industrial real-estate-development land holdings excluded as a separate quasi-investment item) as a share of revenue, computed from the audited balance sheets. FY2025 shows a genuine, disclosed IMPROVEMENT in working-capital intensity, not an assumption</w:t>
             </w:r>
           </w:p>
         </w:tc>
@@ -10247,7 +10247,7 @@
                 <w:color w:val="1C3A36"/>
                 <w:sz w:val="15"/>
               </w:rPr>
-              <w:t>fgn egp share fy25</w:t>
+              <w:t>fx hist</w:t>
             </w:r>
           </w:p>
         </w:tc>
@@ -10264,7 +10264,7 @@
                 <w:color w:val="1C3A36"/>
                 <w:sz w:val="15"/>
               </w:rPr>
-              <w:t>0.407</w:t>
+              <w:t>FY23: 30.59; FY24: 43.96; FY25: 47.69</w:t>
             </w:r>
           </w:p>
         </w:tc>
@@ -10298,7 +10298,7 @@
                 <w:color w:val="1C3A36"/>
                 <w:sz w:val="15"/>
               </w:rPr>
-              <w:t>Revenue earned OUTSIDE Egypt, FY2025, Note 5-2 (geographic disaggregation): 114,461.030219 / 281,049.081719 = 40.72%. This is the audited geographic split; the HARD-CURRENCY-LINKED share used in the currency-of-discounting alternative is derived separately below from the Cables segment's copper linkage, since a project executed abroad for a local utility is foreign revenue but not necessarily dollar-priced</w:t>
+              <w:t>Annual average USD/EGP, all three DISCLOSED by the issuer rather than estimated. FY2025 47.69 and FY2024 43.96 are note 44-3 of the FY2025 audited statements, 'significant foreign currency exchange rates during the year', average-rate columns; FY2023 30.59 is the FY2023 filing's own note 44-3-1. Revisions to 08-09-2026 typed 49.5 and 45.3 as house averages while the note sat in a filing this study already reads</w:t>
             </w:r>
           </w:p>
         </w:tc>
@@ -10317,7 +10317,7 @@
                 <w:color w:val="1C3A36"/>
                 <w:sz w:val="15"/>
               </w:rPr>
-              <w:t>capex h1 26</w:t>
+              <w:t>foreign share fy25</w:t>
             </w:r>
           </w:p>
         </w:tc>
@@ -10334,7 +10334,7 @@
                 <w:color w:val="1C3A36"/>
                 <w:sz w:val="15"/>
               </w:rPr>
-              <w:t>5,435.9</w:t>
+              <w:t>0.7</w:t>
             </w:r>
           </w:p>
         </w:tc>
@@ -10351,7 +10351,7 @@
                 <w:color w:val="1C3A36"/>
                 <w:sz w:val="15"/>
               </w:rPr>
-              <w:t>2026-06-30</w:t>
+              <w:t>2026-03-15</w:t>
             </w:r>
           </w:p>
         </w:tc>
@@ -10368,7 +10368,7 @@
                 <w:color w:val="1C3A36"/>
                 <w:sz w:val="15"/>
               </w:rPr>
-              <w:t>Reviewed condensed interim consolidated financial statements for the six months ended 30 June 2026, El Sewedy Electric Company, approved for issuance by the board on 11 August 2026 (note 2-1), published on the company's own investor-relations portal at ir.elsewedyelectric.com, condensed interim consolidated statement of cash flows: 'Paid for acquisition of property, plant and equipment and projects under construction'</w:t>
+              <w:t>'Over 70% of revenues generated abroad' (company commentary); the audited Note 5-2 geographic split gives Outside Egypt 40.7% of FY2025 revenue (114,461.030 / 281,049.082) — geography and hard-currency pricing are different questions, addressed explicitly below</w:t>
             </w:r>
           </w:p>
         </w:tc>
@@ -10387,7 +10387,7 @@
                 <w:color w:val="1C3A36"/>
                 <w:sz w:val="15"/>
               </w:rPr>
-              <w:t>capex h1 25</w:t>
+              <w:t>fgn egp share fy25</w:t>
             </w:r>
           </w:p>
         </w:tc>
@@ -10404,7 +10404,7 @@
                 <w:color w:val="1C3A36"/>
                 <w:sz w:val="15"/>
               </w:rPr>
-              <w:t>5,386.8</w:t>
+              <w:t>0.407</w:t>
             </w:r>
           </w:p>
         </w:tc>
@@ -10421,7 +10421,7 @@
                 <w:color w:val="1C3A36"/>
                 <w:sz w:val="15"/>
               </w:rPr>
-              <w:t>2025-06-30</w:t>
+              <w:t>2026-03-15</w:t>
             </w:r>
           </w:p>
         </w:tc>
@@ -10438,7 +10438,7 @@
                 <w:color w:val="1C3A36"/>
                 <w:sz w:val="15"/>
               </w:rPr>
-              <w:t>Reviewed condensed interim consolidated financial statements for the six months ended 30 June 2026, El Sewedy Electric Company, approved for issuance by the board on 11 August 2026 (note 2-1), published on the company's own investor-relations portal at ir.elsewedyelectric.com, same line, comparative column — and independently in the reviewed interim statements for the six months ended 30 June 2025, where it is the current-period figure. Two readings of one fact agreeing [R-ENF-03]</w:t>
+              <w:t>Revenue earned OUTSIDE Egypt, FY2025, Note 5-2 (geographic disaggregation): 114,461.030219 / 281,049.081719 = 40.72%. This is the audited geographic split; the HARD-CURRENCY-LINKED share used in the currency-of-discounting alternative is derived separately below from the Cables segment's copper linkage, since a project executed abroad for a local utility is foreign revenue but not necessarily dollar-priced</w:t>
             </w:r>
           </w:p>
         </w:tc>
@@ -10457,7 +10457,7 @@
                 <w:color w:val="1C3A36"/>
                 <w:sz w:val="15"/>
               </w:rPr>
-              <w:t>capex h1 24</w:t>
+              <w:t>capex h1 26</w:t>
             </w:r>
           </w:p>
         </w:tc>
@@ -10474,7 +10474,7 @@
                 <w:color w:val="1C3A36"/>
                 <w:sz w:val="15"/>
               </w:rPr>
-              <w:t>4,595.5</w:t>
+              <w:t>5,435.9</w:t>
             </w:r>
           </w:p>
         </w:tc>
@@ -10491,7 +10491,7 @@
                 <w:color w:val="1C3A36"/>
                 <w:sz w:val="15"/>
               </w:rPr>
-              <w:t>2024-06-30</w:t>
+              <w:t>2026-06-30</w:t>
             </w:r>
           </w:p>
         </w:tc>
@@ -10508,7 +10508,7 @@
                 <w:color w:val="1C3A36"/>
                 <w:sz w:val="15"/>
               </w:rPr>
-              <w:t>Reviewed condensed interim consolidated financial statements for the six months ended 30 June 2024, statement of cash flows, same line</w:t>
+              <w:t>Reviewed condensed interim consolidated financial statements for the six months ended 30 June 2026, El Sewedy Electric Company, approved for issuance by the board on 11 August 2026 (note 2-1), published on the company's own investor-relations portal at ir.elsewedyelectric.com, condensed interim consolidated statement of cash flows: 'Paid for acquisition of property, plant and equipment and projects under construction'</w:t>
             </w:r>
           </w:p>
         </w:tc>
@@ -10527,7 +10527,7 @@
                 <w:color w:val="1C3A36"/>
                 <w:sz w:val="15"/>
               </w:rPr>
-              <w:t>capex h1 23</w:t>
+              <w:t>capex h1 25</w:t>
             </w:r>
           </w:p>
         </w:tc>
@@ -10544,7 +10544,7 @@
                 <w:color w:val="1C3A36"/>
                 <w:sz w:val="15"/>
               </w:rPr>
-              <w:t>1,858.4</w:t>
+              <w:t>5,386.8</w:t>
             </w:r>
           </w:p>
         </w:tc>
@@ -10561,7 +10561,7 @@
                 <w:color w:val="1C3A36"/>
                 <w:sz w:val="15"/>
               </w:rPr>
-              <w:t>2023-06-30</w:t>
+              <w:t>2025-06-30</w:t>
             </w:r>
           </w:p>
         </w:tc>
@@ -10578,7 +10578,7 @@
                 <w:color w:val="1C3A36"/>
                 <w:sz w:val="15"/>
               </w:rPr>
-              <w:t>Reviewed condensed interim consolidated financial statements for the six months ended 30 June 2024, same line, comparative column</w:t>
+              <w:t>Reviewed condensed interim consolidated financial statements for the six months ended 30 June 2026, El Sewedy Electric Company, approved for issuance by the board on 11 August 2026 (note 2-1), published on the company's own investor-relations portal at ir.elsewedyelectric.com, same line, comparative column — and independently in the reviewed interim statements for the six months ended 30 June 2025, where it is the current-period figure. Two readings of one fact agreeing [R-ENF-03]</w:t>
             </w:r>
           </w:p>
         </w:tc>
@@ -10597,6 +10597,146 @@
                 <w:color w:val="1C3A36"/>
                 <w:sz w:val="15"/>
               </w:rPr>
+              <w:t>capex h1 24</w:t>
+            </w:r>
+          </w:p>
+        </w:tc>
+        <w:tc>
+          <w:tcPr>
+            <w:tcW w:type="dxa" w:w="1368"/>
+          </w:tcPr>
+          <w:p>
+            <w:pPr>
+              <w:spacing w:after="20"/>
+            </w:pPr>
+            <w:r>
+              <w:rPr>
+                <w:color w:val="1C3A36"/>
+                <w:sz w:val="15"/>
+              </w:rPr>
+              <w:t>4,595.5</w:t>
+            </w:r>
+          </w:p>
+        </w:tc>
+        <w:tc>
+          <w:tcPr>
+            <w:tcW w:type="dxa" w:w="1123"/>
+          </w:tcPr>
+          <w:p>
+            <w:pPr>
+              <w:spacing w:after="20"/>
+            </w:pPr>
+            <w:r>
+              <w:rPr>
+                <w:color w:val="1C3A36"/>
+                <w:sz w:val="15"/>
+              </w:rPr>
+              <w:t>2024-06-30</w:t>
+            </w:r>
+          </w:p>
+        </w:tc>
+        <w:tc>
+          <w:tcPr>
+            <w:tcW w:type="dxa" w:w="5933"/>
+          </w:tcPr>
+          <w:p>
+            <w:pPr>
+              <w:spacing w:after="20"/>
+            </w:pPr>
+            <w:r>
+              <w:rPr>
+                <w:color w:val="1C3A36"/>
+                <w:sz w:val="15"/>
+              </w:rPr>
+              <w:t>Reviewed condensed interim consolidated financial statements for the six months ended 30 June 2024, statement of cash flows, same line</w:t>
+            </w:r>
+          </w:p>
+        </w:tc>
+      </w:tr>
+      <w:tr>
+        <w:tc>
+          <w:tcPr>
+            <w:tcW w:type="dxa" w:w="1656"/>
+          </w:tcPr>
+          <w:p>
+            <w:pPr>
+              <w:spacing w:after="20"/>
+            </w:pPr>
+            <w:r>
+              <w:rPr>
+                <w:color w:val="1C3A36"/>
+                <w:sz w:val="15"/>
+              </w:rPr>
+              <w:t>capex h1 23</w:t>
+            </w:r>
+          </w:p>
+        </w:tc>
+        <w:tc>
+          <w:tcPr>
+            <w:tcW w:type="dxa" w:w="1368"/>
+          </w:tcPr>
+          <w:p>
+            <w:pPr>
+              <w:spacing w:after="20"/>
+            </w:pPr>
+            <w:r>
+              <w:rPr>
+                <w:color w:val="1C3A36"/>
+                <w:sz w:val="15"/>
+              </w:rPr>
+              <w:t>1,858.4</w:t>
+            </w:r>
+          </w:p>
+        </w:tc>
+        <w:tc>
+          <w:tcPr>
+            <w:tcW w:type="dxa" w:w="1123"/>
+          </w:tcPr>
+          <w:p>
+            <w:pPr>
+              <w:spacing w:after="20"/>
+            </w:pPr>
+            <w:r>
+              <w:rPr>
+                <w:color w:val="1C3A36"/>
+                <w:sz w:val="15"/>
+              </w:rPr>
+              <w:t>2023-06-30</w:t>
+            </w:r>
+          </w:p>
+        </w:tc>
+        <w:tc>
+          <w:tcPr>
+            <w:tcW w:type="dxa" w:w="5933"/>
+          </w:tcPr>
+          <w:p>
+            <w:pPr>
+              <w:spacing w:after="20"/>
+            </w:pPr>
+            <w:r>
+              <w:rPr>
+                <w:color w:val="1C3A36"/>
+                <w:sz w:val="15"/>
+              </w:rPr>
+              <w:t>Reviewed condensed interim consolidated financial statements for the six months ended 30 June 2024, same line, comparative column</w:t>
+            </w:r>
+          </w:p>
+        </w:tc>
+      </w:tr>
+      <w:tr>
+        <w:tc>
+          <w:tcPr>
+            <w:tcW w:type="dxa" w:w="1656"/>
+          </w:tcPr>
+          <w:p>
+            <w:pPr>
+              <w:spacing w:after="20"/>
+            </w:pPr>
+            <w:r>
+              <w:rPr>
+                <w:color w:val="1C3A36"/>
+                <w:sz w:val="15"/>
+              </w:rPr>
               <w:t>kd egp note</w:t>
             </w:r>
           </w:p>
@@ -10649,6 +10789,216 @@
                 <w:sz w:val="15"/>
               </w:rPr>
               <w:t>Average interest rate on Egyptian-pound financial liabilities, audited FY2025 Note 32 (loans and borrowings) and Note 43-3-2 (interest-rate risk) — both give 21.30%/21.3%. DOWN from 28.68% at FY2024-end and further to 20.32% at Q1-2026</w:t>
+            </w:r>
+          </w:p>
+        </w:tc>
+      </w:tr>
+      <w:tr>
+        <w:tc>
+          <w:tcPr>
+            <w:tcW w:type="dxa" w:w="1656"/>
+          </w:tcPr>
+          <w:p>
+            <w:pPr>
+              <w:spacing w:after="20"/>
+            </w:pPr>
+            <w:r>
+              <w:rPr>
+                <w:color w:val="1C3A36"/>
+                <w:sz w:val="15"/>
+              </w:rPr>
+              <w:t>kd fy24 egp</w:t>
+            </w:r>
+          </w:p>
+        </w:tc>
+        <w:tc>
+          <w:tcPr>
+            <w:tcW w:type="dxa" w:w="1368"/>
+          </w:tcPr>
+          <w:p>
+            <w:pPr>
+              <w:spacing w:after="20"/>
+            </w:pPr>
+            <w:r>
+              <w:rPr>
+                <w:color w:val="1C3A36"/>
+                <w:sz w:val="15"/>
+              </w:rPr>
+              <w:t>0.2868</w:t>
+            </w:r>
+          </w:p>
+        </w:tc>
+        <w:tc>
+          <w:tcPr>
+            <w:tcW w:type="dxa" w:w="1123"/>
+          </w:tcPr>
+          <w:p>
+            <w:pPr>
+              <w:spacing w:after="20"/>
+            </w:pPr>
+            <w:r>
+              <w:rPr>
+                <w:color w:val="1C3A36"/>
+                <w:sz w:val="15"/>
+              </w:rPr>
+              <w:t>2024-12-31</w:t>
+            </w:r>
+          </w:p>
+        </w:tc>
+        <w:tc>
+          <w:tcPr>
+            <w:tcW w:type="dxa" w:w="5933"/>
+          </w:tcPr>
+          <w:p>
+            <w:pPr>
+              <w:spacing w:after="20"/>
+            </w:pPr>
+            <w:r>
+              <w:rPr>
+                <w:color w:val="1C3A36"/>
+                <w:sz w:val="15"/>
+              </w:rPr>
+              <w:t>Audited consolidated financial statements of El Sewedy Electric Company for the financial year ended 31 December 2025, published on the company's own investor-relations portal at ir.elsewedyelectric.com, note 43-3-2 comparative — average interest rate on EGYPTIAN POUND financial liabilities, FY2024, under the three-way split the company published before FY2025</w:t>
+            </w:r>
+          </w:p>
+        </w:tc>
+      </w:tr>
+      <w:tr>
+        <w:tc>
+          <w:tcPr>
+            <w:tcW w:type="dxa" w:w="1656"/>
+          </w:tcPr>
+          <w:p>
+            <w:pPr>
+              <w:spacing w:after="20"/>
+            </w:pPr>
+            <w:r>
+              <w:rPr>
+                <w:color w:val="1C3A36"/>
+                <w:sz w:val="15"/>
+              </w:rPr>
+              <w:t>kd fy24 usd</w:t>
+            </w:r>
+          </w:p>
+        </w:tc>
+        <w:tc>
+          <w:tcPr>
+            <w:tcW w:type="dxa" w:w="1368"/>
+          </w:tcPr>
+          <w:p>
+            <w:pPr>
+              <w:spacing w:after="20"/>
+            </w:pPr>
+            <w:r>
+              <w:rPr>
+                <w:color w:val="1C3A36"/>
+                <w:sz w:val="15"/>
+              </w:rPr>
+              <w:t>0.0649</w:t>
+            </w:r>
+          </w:p>
+        </w:tc>
+        <w:tc>
+          <w:tcPr>
+            <w:tcW w:type="dxa" w:w="1123"/>
+          </w:tcPr>
+          <w:p>
+            <w:pPr>
+              <w:spacing w:after="20"/>
+            </w:pPr>
+            <w:r>
+              <w:rPr>
+                <w:color w:val="1C3A36"/>
+                <w:sz w:val="15"/>
+              </w:rPr>
+              <w:t>2024-12-31</w:t>
+            </w:r>
+          </w:p>
+        </w:tc>
+        <w:tc>
+          <w:tcPr>
+            <w:tcW w:type="dxa" w:w="5933"/>
+          </w:tcPr>
+          <w:p>
+            <w:pPr>
+              <w:spacing w:after="20"/>
+            </w:pPr>
+            <w:r>
+              <w:rPr>
+                <w:color w:val="1C3A36"/>
+                <w:sz w:val="15"/>
+              </w:rPr>
+              <w:t>Audited consolidated financial statements of El Sewedy Electric Company for the financial year ended 31 December 2025, published on the company's own investor-relations portal at ir.elsewedyelectric.com, note 43-3-2 comparative — US DOLLAR leg of the same superseded three-way split</w:t>
+            </w:r>
+          </w:p>
+        </w:tc>
+      </w:tr>
+      <w:tr>
+        <w:tc>
+          <w:tcPr>
+            <w:tcW w:type="dxa" w:w="1656"/>
+          </w:tcPr>
+          <w:p>
+            <w:pPr>
+              <w:spacing w:after="20"/>
+            </w:pPr>
+            <w:r>
+              <w:rPr>
+                <w:color w:val="1C3A36"/>
+                <w:sz w:val="15"/>
+              </w:rPr>
+              <w:t>kd fy24 eur</w:t>
+            </w:r>
+          </w:p>
+        </w:tc>
+        <w:tc>
+          <w:tcPr>
+            <w:tcW w:type="dxa" w:w="1368"/>
+          </w:tcPr>
+          <w:p>
+            <w:pPr>
+              <w:spacing w:after="20"/>
+            </w:pPr>
+            <w:r>
+              <w:rPr>
+                <w:color w:val="1C3A36"/>
+                <w:sz w:val="15"/>
+              </w:rPr>
+              <w:t>0.0392</w:t>
+            </w:r>
+          </w:p>
+        </w:tc>
+        <w:tc>
+          <w:tcPr>
+            <w:tcW w:type="dxa" w:w="1123"/>
+          </w:tcPr>
+          <w:p>
+            <w:pPr>
+              <w:spacing w:after="20"/>
+            </w:pPr>
+            <w:r>
+              <w:rPr>
+                <w:color w:val="1C3A36"/>
+                <w:sz w:val="15"/>
+              </w:rPr>
+              <w:t>2024-12-31</w:t>
+            </w:r>
+          </w:p>
+        </w:tc>
+        <w:tc>
+          <w:tcPr>
+            <w:tcW w:type="dxa" w:w="5933"/>
+          </w:tcPr>
+          <w:p>
+            <w:pPr>
+              <w:spacing w:after="20"/>
+            </w:pPr>
+            <w:r>
+              <w:rPr>
+                <w:color w:val="1C3A36"/>
+                <w:sz w:val="15"/>
+              </w:rPr>
+              <w:t>Audited consolidated financial statements of El Sewedy Electric Company for the financial year ended 31 December 2025, published on the company's own investor-relations portal at ir.elsewedyelectric.com, note 43-3-2 comparative — EURO leg of the same superseded three-way split</w:t>
             </w:r>
           </w:p>
         </w:tc>
@@ -13036,7 +13386,7 @@
           <w:color w:val="1C3A36"/>
           <w:sz w:val="22"/>
         </w:rPr>
-        <w:t>House layer — 28 inputs</w:t>
+        <w:t>House layer — 29 inputs</w:t>
       </w:r>
     </w:p>
     <w:tbl>
@@ -14121,6 +14471,76 @@
                 <w:sz w:val="15"/>
               </w:rPr>
               <w:t>Terminal blended cost of debt: 28% Egyptian pound at the 15% long-run Egyptian corporate-borrowing norm and 72% hard currency at 6.5% — the currency WEIGHTS updated to the actual FY2025 composition (formerly modelled 45%/55%, now measured at roughly 28%/72% from the Kd-integrity back-solve); the long-run rate norms themselves are unchanged policy assumptions</w:t>
+            </w:r>
+          </w:p>
+        </w:tc>
+      </w:tr>
+      <w:tr>
+        <w:tc>
+          <w:tcPr>
+            <w:tcW w:type="dxa" w:w="1656"/>
+          </w:tcPr>
+          <w:p>
+            <w:pPr>
+              <w:spacing w:after="20"/>
+            </w:pPr>
+            <w:r>
+              <w:rPr>
+                <w:color w:val="1C3A36"/>
+                <w:sz w:val="15"/>
+              </w:rPr>
+              <w:t>grid centre retired</w:t>
+            </w:r>
+          </w:p>
+        </w:tc>
+        <w:tc>
+          <w:tcPr>
+            <w:tcW w:type="dxa" w:w="1368"/>
+          </w:tcPr>
+          <w:p>
+            <w:pPr>
+              <w:spacing w:after="20"/>
+            </w:pPr>
+            <w:r>
+              <w:rPr>
+                <w:color w:val="1C3A36"/>
+                <w:sz w:val="15"/>
+              </w:rPr>
+              <w:t>49.7076</w:t>
+            </w:r>
+          </w:p>
+        </w:tc>
+        <w:tc>
+          <w:tcPr>
+            <w:tcW w:type="dxa" w:w="1123"/>
+          </w:tcPr>
+          <w:p>
+            <w:pPr>
+              <w:spacing w:after="20"/>
+            </w:pPr>
+            <w:r>
+              <w:rPr>
+                <w:color w:val="1C3A36"/>
+                <w:sz w:val="15"/>
+              </w:rPr>
+              <w:t>2026-09-04</w:t>
+            </w:r>
+          </w:p>
+        </w:tc>
+        <w:tc>
+          <w:tcPr>
+            <w:tcW w:type="dxa" w:w="5933"/>
+          </w:tcPr>
+          <w:p>
+            <w:pPr>
+              <w:spacing w:after="20"/>
+            </w:pPr>
+            <w:r>
+              <w:rPr>
+                <w:color w:val="1C3A36"/>
+                <w:sz w:val="15"/>
+              </w:rPr>
+              <w:t>What the RETIRED sensitivity grid returned at the adopted rates, growth and beta, before the grids were pointed at the same valuation function as the headline. It re-implemented the terminal on a construction this study had already retired and omitted the employees' statutory share of profit that the bridge charges. Quoted so a reader can see what changed; a different function produced it, so this model cannot compute it</w:t>
             </w:r>
           </w:p>
         </w:tc>
